--- a/examples/清償借款起訴狀_草稿範例_排版完成.docx
+++ b/examples/清償借款起訴狀_草稿範例_排版完成.docx
@@ -1,10 +1,10 @@
 
 <file path=word/document.xml><?xml version="1.0" encoding="utf-8"?>
-<w:document xmlns:o="urn:schemas-microsoft-com:office:office" xmlns:r="http://schemas.openxmlformats.org/officeDocument/2006/relationships" xmlns:v="urn:schemas-microsoft-com:vml" xmlns:w="http://schemas.openxmlformats.org/wordprocessingml/2006/main" xmlns:w10="urn:schemas-microsoft-com:office:word" xmlns:wp="http://schemas.openxmlformats.org/drawingml/2006/wordprocessingDrawing" xmlns:pic="http://schemas.openxmlformats.org/drawingml/2006/picture" xmlns:wps="http://schemas.microsoft.com/office/word/2010/wordprocessingShape" xmlns:wpg="http://schemas.microsoft.com/office/word/2010/wordprocessingGroup" xmlns:mc="http://schemas.openxmlformats.org/markup-compatibility/2006" xmlns:wp14="http://schemas.microsoft.com/office/word/2010/wordprocessingDrawing" xmlns:w14="http://schemas.microsoft.com/office/word/2010/wordml" xmlns:w15="http://schemas.microsoft.com/office/word/2012/wordml" mc:Ignorable="w14 wp14 w15">
+<w:document xmlns:wpc="http://schemas.microsoft.com/office/word/2010/wordprocessingCanvas" xmlns:cx="http://schemas.microsoft.com/office/drawing/2014/chartex" xmlns:cx1="http://schemas.microsoft.com/office/drawing/2015/9/8/chartex" xmlns:cx2="http://schemas.microsoft.com/office/drawing/2015/10/21/chartex" xmlns:cx3="http://schemas.microsoft.com/office/drawing/2016/5/9/chartex" xmlns:cx4="http://schemas.microsoft.com/office/drawing/2016/5/10/chartex" xmlns:cx5="http://schemas.microsoft.com/office/drawing/2016/5/11/chartex" xmlns:cx6="http://schemas.microsoft.com/office/drawing/2016/5/12/chartex" xmlns:cx7="http://schemas.microsoft.com/office/drawing/2016/5/13/chartex" xmlns:cx8="http://schemas.microsoft.com/office/drawing/2016/5/14/chartex" xmlns:mc="http://schemas.openxmlformats.org/markup-compatibility/2006" xmlns:aink="http://schemas.microsoft.com/office/drawing/2016/ink" xmlns:am3d="http://schemas.microsoft.com/office/drawing/2017/model3d" xmlns:o="urn:schemas-microsoft-com:office:office" xmlns:oel="http://schemas.microsoft.com/office/2019/extlst" xmlns:r="http://schemas.openxmlformats.org/officeDocument/2006/relationships" xmlns:m="http://schemas.openxmlformats.org/officeDocument/2006/math" xmlns:v="urn:schemas-microsoft-com:vml" xmlns:wp14="http://schemas.microsoft.com/office/word/2010/wordprocessingDrawing" xmlns:wp="http://schemas.openxmlformats.org/drawingml/2006/wordprocessingDrawing" xmlns:w10="urn:schemas-microsoft-com:office:word" xmlns:w="http://schemas.openxmlformats.org/wordprocessingml/2006/main" xmlns:w14="http://schemas.microsoft.com/office/word/2010/wordml" xmlns:w15="http://schemas.microsoft.com/office/word/2012/wordml" xmlns:w16cex="http://schemas.microsoft.com/office/word/2018/wordml/cex" xmlns:w16cid="http://schemas.microsoft.com/office/word/2016/wordml/cid" xmlns:w16="http://schemas.microsoft.com/office/word/2018/wordml" xmlns:w16sdtdh="http://schemas.microsoft.com/office/word/2020/wordml/sdtdatahash" xmlns:w16se="http://schemas.microsoft.com/office/word/2015/wordml/symex" xmlns:wpg="http://schemas.microsoft.com/office/word/2010/wordprocessingGroup" xmlns:wpi="http://schemas.microsoft.com/office/word/2010/wordprocessingInk" xmlns:wne="http://schemas.microsoft.com/office/word/2006/wordml" xmlns:wps="http://schemas.microsoft.com/office/word/2010/wordprocessingShape" mc:Ignorable="w14 w15 w16se w16cid w16 w16cex w16sdtdh wp14">
   <w:body>
     <w:p>
       <w:pPr>
-        <w:pStyle w:val="Style18"/>
+        <w:pStyle w:val="ae"/>
         <w:ind w:left="0" w:firstLine="0"/>
         <w:kinsoku w:val="0"/>
         <w:overflowPunct w:val="0"/>
@@ -15,7 +15,7 @@
     </w:p>
     <w:p>
       <w:pPr>
-        <w:pStyle w:val="Style19"/>
+        <w:pStyle w:val="af"/>
         <w:ind w:left="0" w:firstLine="0"/>
         <w:jc w:val="right"/>
         <w:kinsoku w:val="0"/>
@@ -30,7 +30,7 @@
     </w:p>
     <w:p>
       <w:pPr>
-        <w:pStyle w:val="Style17"/>
+        <w:pStyle w:val="ad"/>
         <w:ind w:left="0" w:firstLine="0"/>
         <w:kinsoku w:val="0"/>
         <w:overflowPunct w:val="0"/>
@@ -41,7 +41,7 @@
     </w:p>
     <w:p>
       <w:pPr>
-        <w:pStyle w:val="Style26"/>
+        <w:pStyle w:val="af7"/>
         <w:kinsoku w:val="0"/>
         <w:overflowPunct w:val="0"/>
       </w:pPr>
@@ -57,7 +57,7 @@
     </w:p>
     <w:p>
       <w:pPr>
-        <w:pStyle w:val="Style26"/>
+        <w:pStyle w:val="af7"/>
         <w:kinsoku w:val="0"/>
         <w:overflowPunct w:val="0"/>
       </w:pPr>
@@ -69,7 +69,7 @@
     </w:p>
     <w:p>
       <w:pPr>
-        <w:pStyle w:val="Style26"/>
+        <w:pStyle w:val="af7"/>
         <w:kinsoku w:val="0"/>
         <w:overflowPunct w:val="0"/>
       </w:pPr>
@@ -85,7 +85,7 @@
     </w:p>
     <w:p>
       <w:pPr>
-        <w:pStyle w:val="Style17"/>
+        <w:pStyle w:val="ad"/>
         <w:ind w:left="0" w:firstLine="0"/>
         <w:kinsoku w:val="0"/>
         <w:overflowPunct w:val="0"/>
@@ -96,7 +96,7 @@
     </w:p>
     <w:p>
       <w:pPr>
-        <w:pStyle w:val="Style17"/>
+        <w:pStyle w:val="ad"/>
         <w:keepNext w:val="0"/>
         <w:kinsoku w:val="0"/>
         <w:overflowPunct w:val="0"/>
@@ -158,7 +158,7 @@
     </w:p>
     <w:p>
       <w:pPr>
-        <w:pStyle w:val="Style17"/>
+        <w:pStyle w:val="ad"/>
         <w:keepNext/>
         <w:kinsoku w:val="0"/>
         <w:overflowPunct w:val="0"/>
@@ -296,12 +296,12 @@
         <w:overflowPunct w:val="0"/>
       </w:pPr>
       <w:r>
-        <w:t>結語</w:t>
-      </w:r>
-    </w:p>
-    <w:p>
-      <w:pPr>
-        <w:pStyle w:val="Style17"/>
+        <w:t>結論</w:t>
+      </w:r>
+    </w:p>
+    <w:p>
+      <w:pPr>
+        <w:pStyle w:val="ad"/>
         <w:ind w:left="567"/>
         <w:kinsoku w:val="0"/>
         <w:overflowPunct w:val="0"/>
@@ -319,7 +319,7 @@
     </w:p>
     <w:p>
       <w:pPr>
-        <w:pStyle w:val="Style17"/>
+        <w:pStyle w:val="ad"/>
         <w:keepNext/>
         <w:ind w:left="0"/>
         <w:kinsoku w:val="0"/>
@@ -331,7 +331,7 @@
     </w:p>
     <w:p>
       <w:pPr>
-        <w:pStyle w:val="Style22"/>
+        <w:pStyle w:val="af1"/>
         <w:kinsoku w:val="0"/>
         <w:overflowPunct w:val="0"/>
       </w:pPr>
@@ -341,14 +341,14 @@
     </w:p>
     <w:p>
       <w:pPr>
-        <w:pStyle w:val="Style17"/>
-        <w:kinsoku w:val="0"/>
-        <w:overflowPunct w:val="0"/>
-      </w:pPr>
-    </w:p>
-    <w:p>
-      <w:pPr>
-        <w:pStyle w:val="Style23"/>
+        <w:pStyle w:val="ad"/>
+        <w:kinsoku w:val="0"/>
+        <w:overflowPunct w:val="0"/>
+      </w:pPr>
+    </w:p>
+    <w:p>
+      <w:pPr>
+        <w:pStyle w:val="af2"/>
         <w:keepLines/>
         <w:keepNext/>
         <w:kinsoku w:val="0"/>
@@ -360,7 +360,7 @@
     </w:p>
     <w:p>
       <w:pPr>
-        <w:pStyle w:val="Style17"/>
+        <w:pStyle w:val="ad"/>
         <w:keepLines/>
         <w:keepNext/>
         <w:kinsoku w:val="0"/>
@@ -372,7 +372,7 @@
     </w:p>
     <w:p>
       <w:pPr>
-        <w:pStyle w:val="Style27"/>
+        <w:pStyle w:val="afa"/>
         <w:keepLines/>
         <w:keepNext/>
         <w:kinsoku w:val="0"/>
@@ -384,7 +384,7 @@
     </w:p>
     <w:p>
       <w:pPr>
-        <w:pStyle w:val="Style21"/>
+        <w:pStyle w:val="af0"/>
         <w:keepLines/>
         <w:keepNext/>
         <w:kinsoku w:val="0"/>
@@ -395,247 +395,127 @@
       </w:r>
     </w:p>
     <w:sectPr>
-      <w:footerReference w:type="even" r:id="rId2"/>
-      <w:footerReference w:type="default" r:id="rId3"/>
-      <w:footerReference w:type="first" r:id="rId4"/>
-      <w:type w:val="nextPage"/>
+      <w:footerReference w:type="even" r:id="rId8"/>
+      <w:footerReference w:type="default" r:id="rId9"/>
+      <w:footerReference w:type="first" r:id="rId10"/>
       <w:pgSz w:w="11906" w:h="16838"/>
-      <w:pgMar w:left="1417" w:right="1417" w:gutter="0" w:header="0" w:top="1417" w:footer="567" w:bottom="1417"/>
-      <w:pgNumType w:fmt="decimal"/>
-      <w:formProt w:val="false"/>
-      <w:textDirection w:val="lrTb"/>
-      <w:docGrid w:type="default" w:linePitch="100" w:charSpace="0"/>
+      <w:pgMar w:top="1417" w:right="1417" w:bottom="1417" w:left="1417" w:header="0" w:footer="567" w:gutter="0"/>
+      <w:cols w:space="720"/>
+      <w:formProt w:val="0"/>
+      <w:docGrid w:linePitch="100"/>
       <w:lnNumType w:countBy="1" w:restart="newPage"/>
     </w:sectPr>
   </w:body>
 </w:document>
 </file>
 
+<file path=word/endnotes.xml><?xml version="1.0" encoding="utf-8"?>
+<w:endnotes xmlns:wpc="http://schemas.microsoft.com/office/word/2010/wordprocessingCanvas" xmlns:cx="http://schemas.microsoft.com/office/drawing/2014/chartex" xmlns:cx1="http://schemas.microsoft.com/office/drawing/2015/9/8/chartex" xmlns:cx2="http://schemas.microsoft.com/office/drawing/2015/10/21/chartex" xmlns:cx3="http://schemas.microsoft.com/office/drawing/2016/5/9/chartex" xmlns:cx4="http://schemas.microsoft.com/office/drawing/2016/5/10/chartex" xmlns:cx5="http://schemas.microsoft.com/office/drawing/2016/5/11/chartex" xmlns:cx6="http://schemas.microsoft.com/office/drawing/2016/5/12/chartex" xmlns:cx7="http://schemas.microsoft.com/office/drawing/2016/5/13/chartex" xmlns:cx8="http://schemas.microsoft.com/office/drawing/2016/5/14/chartex" xmlns:mc="http://schemas.openxmlformats.org/markup-compatibility/2006" xmlns:aink="http://schemas.microsoft.com/office/drawing/2016/ink" xmlns:am3d="http://schemas.microsoft.com/office/drawing/2017/model3d" xmlns:o="urn:schemas-microsoft-com:office:office" xmlns:oel="http://schemas.microsoft.com/office/2019/extlst" xmlns:r="http://schemas.openxmlformats.org/officeDocument/2006/relationships" xmlns:m="http://schemas.openxmlformats.org/officeDocument/2006/math" xmlns:v="urn:schemas-microsoft-com:vml" xmlns:wp14="http://schemas.microsoft.com/office/word/2010/wordprocessingDrawing" xmlns:wp="http://schemas.openxmlformats.org/drawingml/2006/wordprocessingDrawing" xmlns:w10="urn:schemas-microsoft-com:office:word" xmlns:w="http://schemas.openxmlformats.org/wordprocessingml/2006/main" xmlns:w14="http://schemas.microsoft.com/office/word/2010/wordml" xmlns:w15="http://schemas.microsoft.com/office/word/2012/wordml" xmlns:w16cex="http://schemas.microsoft.com/office/word/2018/wordml/cex" xmlns:w16cid="http://schemas.microsoft.com/office/word/2016/wordml/cid" xmlns:w16="http://schemas.microsoft.com/office/word/2018/wordml" xmlns:w16sdtdh="http://schemas.microsoft.com/office/word/2020/wordml/sdtdatahash" xmlns:w16se="http://schemas.microsoft.com/office/word/2015/wordml/symex" xmlns:wpg="http://schemas.microsoft.com/office/word/2010/wordprocessingGroup" xmlns:wpi="http://schemas.microsoft.com/office/word/2010/wordprocessingInk" xmlns:wne="http://schemas.microsoft.com/office/word/2006/wordml" xmlns:wps="http://schemas.microsoft.com/office/word/2010/wordprocessingShape" mc:Ignorable="w14 w15 w16se w16cid w16 w16cex w16sdtdh wp14">
+  <w:endnote w:type="separator" w:id="-1">
+    <w:p>
+      <w:r>
+        <w:separator/>
+      </w:r>
+    </w:p>
+  </w:endnote>
+  <w:endnote w:type="continuationSeparator" w:id="0">
+    <w:p>
+      <w:r>
+        <w:continuationSeparator/>
+      </w:r>
+    </w:p>
+  </w:endnote>
+</w:endnotes>
+</file>
+
 <file path=word/footer1.xml><?xml version="1.0" encoding="utf-8"?>
-<w:ftr xmlns:o="urn:schemas-microsoft-com:office:office" xmlns:r="http://schemas.openxmlformats.org/officeDocument/2006/relationships" xmlns:v="urn:schemas-microsoft-com:vml" xmlns:w="http://schemas.openxmlformats.org/wordprocessingml/2006/main" xmlns:w10="urn:schemas-microsoft-com:office:word" xmlns:wp="http://schemas.openxmlformats.org/drawingml/2006/wordprocessingDrawing" xmlns:pic="http://schemas.openxmlformats.org/drawingml/2006/picture" xmlns:wps="http://schemas.microsoft.com/office/word/2010/wordprocessingShape" xmlns:wpg="http://schemas.microsoft.com/office/word/2010/wordprocessingGroup" xmlns:mc="http://schemas.openxmlformats.org/markup-compatibility/2006" xmlns:wp14="http://schemas.microsoft.com/office/word/2010/wordprocessingDrawing" xmlns:w14="http://schemas.microsoft.com/office/word/2010/wordml" xmlns:w15="http://schemas.microsoft.com/office/word/2012/wordml" mc:Ignorable="w14 wp14 w15">
+<w:ftr xmlns:wpc="http://schemas.microsoft.com/office/word/2010/wordprocessingCanvas" xmlns:cx="http://schemas.microsoft.com/office/drawing/2014/chartex" xmlns:cx1="http://schemas.microsoft.com/office/drawing/2015/9/8/chartex" xmlns:cx2="http://schemas.microsoft.com/office/drawing/2015/10/21/chartex" xmlns:cx3="http://schemas.microsoft.com/office/drawing/2016/5/9/chartex" xmlns:cx4="http://schemas.microsoft.com/office/drawing/2016/5/10/chartex" xmlns:cx5="http://schemas.microsoft.com/office/drawing/2016/5/11/chartex" xmlns:cx6="http://schemas.microsoft.com/office/drawing/2016/5/12/chartex" xmlns:cx7="http://schemas.microsoft.com/office/drawing/2016/5/13/chartex" xmlns:cx8="http://schemas.microsoft.com/office/drawing/2016/5/14/chartex" xmlns:mc="http://schemas.openxmlformats.org/markup-compatibility/2006" xmlns:aink="http://schemas.microsoft.com/office/drawing/2016/ink" xmlns:am3d="http://schemas.microsoft.com/office/drawing/2017/model3d" xmlns:o="urn:schemas-microsoft-com:office:office" xmlns:oel="http://schemas.microsoft.com/office/2019/extlst" xmlns:r="http://schemas.openxmlformats.org/officeDocument/2006/relationships" xmlns:m="http://schemas.openxmlformats.org/officeDocument/2006/math" xmlns:v="urn:schemas-microsoft-com:vml" xmlns:wp14="http://schemas.microsoft.com/office/word/2010/wordprocessingDrawing" xmlns:wp="http://schemas.openxmlformats.org/drawingml/2006/wordprocessingDrawing" xmlns:w10="urn:schemas-microsoft-com:office:word" xmlns:w="http://schemas.openxmlformats.org/wordprocessingml/2006/main" xmlns:w14="http://schemas.microsoft.com/office/word/2010/wordml" xmlns:w15="http://schemas.microsoft.com/office/word/2012/wordml" xmlns:w16cex="http://schemas.microsoft.com/office/word/2018/wordml/cex" xmlns:w16cid="http://schemas.microsoft.com/office/word/2016/wordml/cid" xmlns:w16="http://schemas.microsoft.com/office/word/2018/wordml" xmlns:w16sdtdh="http://schemas.microsoft.com/office/word/2020/wordml/sdtdatahash" xmlns:w16se="http://schemas.microsoft.com/office/word/2015/wordml/symex" xmlns:wpg="http://schemas.microsoft.com/office/word/2010/wordprocessingGroup" xmlns:wpi="http://schemas.microsoft.com/office/word/2010/wordprocessingInk" xmlns:wne="http://schemas.microsoft.com/office/word/2006/wordml" xmlns:wps="http://schemas.microsoft.com/office/word/2010/wordprocessingShape" mc:Ignorable="w14 w15 w16se w16cid w16 w16cex w16sdtdh wp14">
   <w:p>
     <w:pPr>
-      <w:pStyle w:val="Footer"/>
-      <w:rPr/>
-    </w:pPr>
-    <w:r>
-      <w:rPr/>
-    </w:r>
+      <w:pStyle w:val="af4"/>
+    </w:pPr>
   </w:p>
-  <w:p>
-    <w:pPr>
-      <w:pStyle w:val="Normal"/>
-      <w:rPr/>
-    </w:pPr>
-    <w:r>
-      <w:rPr/>
-    </w:r>
-  </w:p>
+  <w:p/>
 </w:ftr>
 </file>
 
 <file path=word/footer2.xml><?xml version="1.0" encoding="utf-8"?>
-<w:ftr xmlns:o="urn:schemas-microsoft-com:office:office" xmlns:r="http://schemas.openxmlformats.org/officeDocument/2006/relationships" xmlns:v="urn:schemas-microsoft-com:vml" xmlns:w="http://schemas.openxmlformats.org/wordprocessingml/2006/main" xmlns:w10="urn:schemas-microsoft-com:office:word" xmlns:wp="http://schemas.openxmlformats.org/drawingml/2006/wordprocessingDrawing" xmlns:pic="http://schemas.openxmlformats.org/drawingml/2006/picture" xmlns:wps="http://schemas.microsoft.com/office/word/2010/wordprocessingShape" xmlns:wpg="http://schemas.microsoft.com/office/word/2010/wordprocessingGroup" xmlns:mc="http://schemas.openxmlformats.org/markup-compatibility/2006" xmlns:wp14="http://schemas.microsoft.com/office/word/2010/wordprocessingDrawing" xmlns:w14="http://schemas.microsoft.com/office/word/2010/wordml" xmlns:w15="http://schemas.microsoft.com/office/word/2012/wordml" mc:Ignorable="w14 wp14 w15">
+<w:ftr xmlns:wpc="http://schemas.microsoft.com/office/word/2010/wordprocessingCanvas" xmlns:cx="http://schemas.microsoft.com/office/drawing/2014/chartex" xmlns:cx1="http://schemas.microsoft.com/office/drawing/2015/9/8/chartex" xmlns:cx2="http://schemas.microsoft.com/office/drawing/2015/10/21/chartex" xmlns:cx3="http://schemas.microsoft.com/office/drawing/2016/5/9/chartex" xmlns:cx4="http://schemas.microsoft.com/office/drawing/2016/5/10/chartex" xmlns:cx5="http://schemas.microsoft.com/office/drawing/2016/5/11/chartex" xmlns:cx6="http://schemas.microsoft.com/office/drawing/2016/5/12/chartex" xmlns:cx7="http://schemas.microsoft.com/office/drawing/2016/5/13/chartex" xmlns:cx8="http://schemas.microsoft.com/office/drawing/2016/5/14/chartex" xmlns:mc="http://schemas.openxmlformats.org/markup-compatibility/2006" xmlns:aink="http://schemas.microsoft.com/office/drawing/2016/ink" xmlns:am3d="http://schemas.microsoft.com/office/drawing/2017/model3d" xmlns:o="urn:schemas-microsoft-com:office:office" xmlns:oel="http://schemas.microsoft.com/office/2019/extlst" xmlns:r="http://schemas.openxmlformats.org/officeDocument/2006/relationships" xmlns:m="http://schemas.openxmlformats.org/officeDocument/2006/math" xmlns:v="urn:schemas-microsoft-com:vml" xmlns:wp14="http://schemas.microsoft.com/office/word/2010/wordprocessingDrawing" xmlns:wp="http://schemas.openxmlformats.org/drawingml/2006/wordprocessingDrawing" xmlns:w10="urn:schemas-microsoft-com:office:word" xmlns:w="http://schemas.openxmlformats.org/wordprocessingml/2006/main" xmlns:w14="http://schemas.microsoft.com/office/word/2010/wordml" xmlns:w15="http://schemas.microsoft.com/office/word/2012/wordml" xmlns:w16cex="http://schemas.microsoft.com/office/word/2018/wordml/cex" xmlns:w16cid="http://schemas.microsoft.com/office/word/2016/wordml/cid" xmlns:w16="http://schemas.microsoft.com/office/word/2018/wordml" xmlns:w16sdtdh="http://schemas.microsoft.com/office/word/2020/wordml/sdtdatahash" xmlns:w16se="http://schemas.microsoft.com/office/word/2015/wordml/symex" xmlns:wpg="http://schemas.microsoft.com/office/word/2010/wordprocessingGroup" xmlns:wpi="http://schemas.microsoft.com/office/word/2010/wordprocessingInk" xmlns:wne="http://schemas.microsoft.com/office/word/2006/wordml" xmlns:wps="http://schemas.microsoft.com/office/word/2010/wordprocessingShape" mc:Ignorable="w14 w15 w16se w16cid w16 w16cex w16sdtdh wp14">
   <w:p>
     <w:pPr>
-      <w:pStyle w:val="Footer"/>
-      <w:rPr/>
+      <w:pStyle w:val="af4"/>
     </w:pPr>
     <w:r>
-      <w:rPr/>
       <w:fldChar w:fldCharType="begin"/>
     </w:r>
     <w:r>
-      <w:rPr/>
       <w:instrText xml:space="preserve"> PAGE </w:instrText>
     </w:r>
     <w:r>
-      <w:rPr/>
       <w:fldChar w:fldCharType="separate"/>
     </w:r>
     <w:r>
-      <w:rPr/>
       <w:t>1</w:t>
     </w:r>
     <w:r>
-      <w:rPr/>
       <w:fldChar w:fldCharType="end"/>
     </w:r>
   </w:p>
-  <w:p>
-    <w:pPr>
-      <w:pStyle w:val="Normal"/>
-      <w:rPr/>
-    </w:pPr>
-    <w:r>
-      <w:rPr/>
-    </w:r>
-  </w:p>
+  <w:p/>
 </w:ftr>
 </file>
 
 <file path=word/footer3.xml><?xml version="1.0" encoding="utf-8"?>
-<w:ftr xmlns:o="urn:schemas-microsoft-com:office:office" xmlns:r="http://schemas.openxmlformats.org/officeDocument/2006/relationships" xmlns:v="urn:schemas-microsoft-com:vml" xmlns:w="http://schemas.openxmlformats.org/wordprocessingml/2006/main" xmlns:w10="urn:schemas-microsoft-com:office:word" xmlns:wp="http://schemas.openxmlformats.org/drawingml/2006/wordprocessingDrawing" xmlns:pic="http://schemas.openxmlformats.org/drawingml/2006/picture" xmlns:wps="http://schemas.microsoft.com/office/word/2010/wordprocessingShape" xmlns:wpg="http://schemas.microsoft.com/office/word/2010/wordprocessingGroup" xmlns:mc="http://schemas.openxmlformats.org/markup-compatibility/2006" xmlns:wp14="http://schemas.microsoft.com/office/word/2010/wordprocessingDrawing" xmlns:w14="http://schemas.microsoft.com/office/word/2010/wordml" xmlns:w15="http://schemas.microsoft.com/office/word/2012/wordml" mc:Ignorable="w14 wp14 w15">
+<w:ftr xmlns:wpc="http://schemas.microsoft.com/office/word/2010/wordprocessingCanvas" xmlns:cx="http://schemas.microsoft.com/office/drawing/2014/chartex" xmlns:cx1="http://schemas.microsoft.com/office/drawing/2015/9/8/chartex" xmlns:cx2="http://schemas.microsoft.com/office/drawing/2015/10/21/chartex" xmlns:cx3="http://schemas.microsoft.com/office/drawing/2016/5/9/chartex" xmlns:cx4="http://schemas.microsoft.com/office/drawing/2016/5/10/chartex" xmlns:cx5="http://schemas.microsoft.com/office/drawing/2016/5/11/chartex" xmlns:cx6="http://schemas.microsoft.com/office/drawing/2016/5/12/chartex" xmlns:cx7="http://schemas.microsoft.com/office/drawing/2016/5/13/chartex" xmlns:cx8="http://schemas.microsoft.com/office/drawing/2016/5/14/chartex" xmlns:mc="http://schemas.openxmlformats.org/markup-compatibility/2006" xmlns:aink="http://schemas.microsoft.com/office/drawing/2016/ink" xmlns:am3d="http://schemas.microsoft.com/office/drawing/2017/model3d" xmlns:o="urn:schemas-microsoft-com:office:office" xmlns:oel="http://schemas.microsoft.com/office/2019/extlst" xmlns:r="http://schemas.openxmlformats.org/officeDocument/2006/relationships" xmlns:m="http://schemas.openxmlformats.org/officeDocument/2006/math" xmlns:v="urn:schemas-microsoft-com:vml" xmlns:wp14="http://schemas.microsoft.com/office/word/2010/wordprocessingDrawing" xmlns:wp="http://schemas.openxmlformats.org/drawingml/2006/wordprocessingDrawing" xmlns:w10="urn:schemas-microsoft-com:office:word" xmlns:w="http://schemas.openxmlformats.org/wordprocessingml/2006/main" xmlns:w14="http://schemas.microsoft.com/office/word/2010/wordml" xmlns:w15="http://schemas.microsoft.com/office/word/2012/wordml" xmlns:w16cex="http://schemas.microsoft.com/office/word/2018/wordml/cex" xmlns:w16cid="http://schemas.microsoft.com/office/word/2016/wordml/cid" xmlns:w16="http://schemas.microsoft.com/office/word/2018/wordml" xmlns:w16sdtdh="http://schemas.microsoft.com/office/word/2020/wordml/sdtdatahash" xmlns:w16se="http://schemas.microsoft.com/office/word/2015/wordml/symex" xmlns:wpg="http://schemas.microsoft.com/office/word/2010/wordprocessingGroup" xmlns:wpi="http://schemas.microsoft.com/office/word/2010/wordprocessingInk" xmlns:wne="http://schemas.microsoft.com/office/word/2006/wordml" xmlns:wps="http://schemas.microsoft.com/office/word/2010/wordprocessingShape" mc:Ignorable="w14 w15 w16se w16cid w16 w16cex w16sdtdh wp14">
   <w:p>
     <w:pPr>
-      <w:pStyle w:val="Footer"/>
-      <w:rPr/>
+      <w:pStyle w:val="af4"/>
     </w:pPr>
     <w:r>
-      <w:rPr/>
       <w:fldChar w:fldCharType="begin"/>
     </w:r>
     <w:r>
-      <w:rPr/>
       <w:instrText xml:space="preserve"> PAGE </w:instrText>
     </w:r>
     <w:r>
-      <w:rPr/>
       <w:fldChar w:fldCharType="separate"/>
     </w:r>
     <w:r>
-      <w:rPr/>
       <w:t>1</w:t>
     </w:r>
     <w:r>
-      <w:rPr/>
       <w:fldChar w:fldCharType="end"/>
     </w:r>
   </w:p>
-  <w:p>
-    <w:pPr>
-      <w:pStyle w:val="Normal"/>
-      <w:rPr/>
-    </w:pPr>
-    <w:r>
-      <w:rPr/>
-    </w:r>
-  </w:p>
+  <w:p/>
 </w:ftr>
 </file>
 
+<file path=word/footnotes.xml><?xml version="1.0" encoding="utf-8"?>
+<w:footnotes xmlns:wpc="http://schemas.microsoft.com/office/word/2010/wordprocessingCanvas" xmlns:cx="http://schemas.microsoft.com/office/drawing/2014/chartex" xmlns:cx1="http://schemas.microsoft.com/office/drawing/2015/9/8/chartex" xmlns:cx2="http://schemas.microsoft.com/office/drawing/2015/10/21/chartex" xmlns:cx3="http://schemas.microsoft.com/office/drawing/2016/5/9/chartex" xmlns:cx4="http://schemas.microsoft.com/office/drawing/2016/5/10/chartex" xmlns:cx5="http://schemas.microsoft.com/office/drawing/2016/5/11/chartex" xmlns:cx6="http://schemas.microsoft.com/office/drawing/2016/5/12/chartex" xmlns:cx7="http://schemas.microsoft.com/office/drawing/2016/5/13/chartex" xmlns:cx8="http://schemas.microsoft.com/office/drawing/2016/5/14/chartex" xmlns:mc="http://schemas.openxmlformats.org/markup-compatibility/2006" xmlns:aink="http://schemas.microsoft.com/office/drawing/2016/ink" xmlns:am3d="http://schemas.microsoft.com/office/drawing/2017/model3d" xmlns:o="urn:schemas-microsoft-com:office:office" xmlns:oel="http://schemas.microsoft.com/office/2019/extlst" xmlns:r="http://schemas.openxmlformats.org/officeDocument/2006/relationships" xmlns:m="http://schemas.openxmlformats.org/officeDocument/2006/math" xmlns:v="urn:schemas-microsoft-com:vml" xmlns:wp14="http://schemas.microsoft.com/office/word/2010/wordprocessingDrawing" xmlns:wp="http://schemas.openxmlformats.org/drawingml/2006/wordprocessingDrawing" xmlns:w10="urn:schemas-microsoft-com:office:word" xmlns:w="http://schemas.openxmlformats.org/wordprocessingml/2006/main" xmlns:w14="http://schemas.microsoft.com/office/word/2010/wordml" xmlns:w15="http://schemas.microsoft.com/office/word/2012/wordml" xmlns:w16cex="http://schemas.microsoft.com/office/word/2018/wordml/cex" xmlns:w16cid="http://schemas.microsoft.com/office/word/2016/wordml/cid" xmlns:w16="http://schemas.microsoft.com/office/word/2018/wordml" xmlns:w16sdtdh="http://schemas.microsoft.com/office/word/2020/wordml/sdtdatahash" xmlns:w16se="http://schemas.microsoft.com/office/word/2015/wordml/symex" xmlns:wpg="http://schemas.microsoft.com/office/word/2010/wordprocessingGroup" xmlns:wpi="http://schemas.microsoft.com/office/word/2010/wordprocessingInk" xmlns:wne="http://schemas.microsoft.com/office/word/2006/wordml" xmlns:wps="http://schemas.microsoft.com/office/word/2010/wordprocessingShape" mc:Ignorable="w14 w15 w16se w16cid w16 w16cex w16sdtdh wp14">
+  <w:footnote w:type="separator" w:id="-1">
+    <w:p>
+      <w:r>
+        <w:separator/>
+      </w:r>
+    </w:p>
+  </w:footnote>
+  <w:footnote w:type="continuationSeparator" w:id="0">
+    <w:p>
+      <w:r>
+        <w:continuationSeparator/>
+      </w:r>
+    </w:p>
+  </w:footnote>
+</w:footnotes>
+</file>
+
 <file path=word/numbering.xml><?xml version="1.0" encoding="utf-8"?>
-<w:numbering xmlns:w="http://schemas.openxmlformats.org/wordprocessingml/2006/main" xmlns:o="urn:schemas-microsoft-com:office:office" xmlns:r="http://schemas.openxmlformats.org/officeDocument/2006/relationships" xmlns:v="urn:schemas-microsoft-com:vml" xmlns:mc="http://schemas.openxmlformats.org/markup-compatibility/2006" xmlns:w14="http://schemas.microsoft.com/office/word/2010/wordml" mc:Ignorable="w14">
-  <w:abstractNum w:abstractNumId="1">
-    <w:lvl w:ilvl="0">
-      <w:start w:val="1"/>
-      <w:numFmt w:val="taiwaneseCountingThousand"/>
-      <w:lvlText w:val="%1、"/>
-      <w:lvlJc w:val="left"/>
-      <w:pPr>
-        <w:tabs>
-          <w:tab w:val="num" w:pos="567"/>
-        </w:tabs>
-        <w:ind w:left="567" w:hanging="567"/>
-      </w:pPr>
-      <w:rPr/>
-    </w:lvl>
-    <w:lvl w:ilvl="1">
-      <w:start w:val="1"/>
-      <w:numFmt w:val="taiwaneseCountingThousand"/>
-      <w:lvlText w:val="(%2)"/>
-      <w:lvlJc w:val="left"/>
-      <w:pPr>
-        <w:tabs>
-          <w:tab w:val="num" w:pos="850"/>
-        </w:tabs>
-        <w:ind w:left="850" w:hanging="567"/>
-      </w:pPr>
-      <w:rPr/>
-    </w:lvl>
-    <w:lvl w:ilvl="2">
-      <w:start w:val="1"/>
-      <w:numFmt w:val="decimal"/>
-      <w:lvlText w:val="%3."/>
-      <w:lvlJc w:val="left"/>
-      <w:pPr>
-        <w:tabs>
-          <w:tab w:val="num" w:pos="850"/>
-        </w:tabs>
-        <w:ind w:left="850" w:hanging="283"/>
-      </w:pPr>
-      <w:rPr/>
-    </w:lvl>
-    <w:lvl w:ilvl="3">
-      <w:start w:val="1"/>
-      <w:numFmt w:val="decimal"/>
-      <w:lvlText w:val="(%4)"/>
-      <w:lvlJc w:val="left"/>
-      <w:pPr>
-        <w:tabs>
-          <w:tab w:val="num" w:pos="1134"/>
-        </w:tabs>
-        <w:ind w:left="1134" w:hanging="454"/>
-      </w:pPr>
-      <w:rPr/>
-    </w:lvl>
-    <w:lvl w:ilvl="4">
-      <w:start w:val="1"/>
-      <w:numFmt w:val="ideographTraditional"/>
-      <w:lvlText w:val="%5、"/>
-      <w:lvlJc w:val="left"/>
-      <w:pPr>
-        <w:tabs>
-          <w:tab w:val="num" w:pos="1417"/>
-        </w:tabs>
-        <w:ind w:left="1417" w:hanging="595"/>
-      </w:pPr>
-      <w:rPr/>
-    </w:lvl>
-    <w:lvl w:ilvl="5">
-      <w:start w:val="1"/>
-      <w:numFmt w:val="decimal"/>
-      <w:lvlText w:val="%6."/>
-      <w:lvlJc w:val="left"/>
-      <w:pPr>
-        <w:tabs>
-          <w:tab w:val="num" w:pos="2520"/>
-        </w:tabs>
-        <w:ind w:left="2520" w:hanging="360"/>
-      </w:pPr>
-      <w:rPr/>
-    </w:lvl>
-    <w:lvl w:ilvl="6">
-      <w:start w:val="1"/>
-      <w:numFmt w:val="decimal"/>
-      <w:lvlText w:val="%7."/>
-      <w:lvlJc w:val="left"/>
-      <w:pPr>
-        <w:tabs>
-          <w:tab w:val="num" w:pos="2880"/>
-        </w:tabs>
-        <w:ind w:left="2880" w:hanging="360"/>
-      </w:pPr>
-      <w:rPr/>
-    </w:lvl>
-    <w:lvl w:ilvl="7">
-      <w:start w:val="1"/>
-      <w:numFmt w:val="decimal"/>
-      <w:lvlText w:val="%8."/>
-      <w:lvlJc w:val="left"/>
-      <w:pPr>
-        <w:tabs>
-          <w:tab w:val="num" w:pos="3240"/>
-        </w:tabs>
-        <w:ind w:left="3240" w:hanging="360"/>
-      </w:pPr>
-      <w:rPr/>
-    </w:lvl>
-    <w:lvl w:ilvl="8">
-      <w:start w:val="1"/>
-      <w:numFmt w:val="decimal"/>
-      <w:lvlText w:val="%9."/>
-      <w:lvlJc w:val="left"/>
-      <w:pPr>
-        <w:tabs>
-          <w:tab w:val="num" w:pos="3600"/>
-        </w:tabs>
-        <w:ind w:left="3600" w:hanging="360"/>
-      </w:pPr>
-      <w:rPr/>
-    </w:lvl>
-  </w:abstractNum>
-  <w:abstractNum w:abstractNumId="2">
+<w:numbering xmlns:wpc="http://schemas.microsoft.com/office/word/2010/wordprocessingCanvas" xmlns:cx="http://schemas.microsoft.com/office/drawing/2014/chartex" xmlns:cx1="http://schemas.microsoft.com/office/drawing/2015/9/8/chartex" xmlns:cx2="http://schemas.microsoft.com/office/drawing/2015/10/21/chartex" xmlns:cx3="http://schemas.microsoft.com/office/drawing/2016/5/9/chartex" xmlns:cx4="http://schemas.microsoft.com/office/drawing/2016/5/10/chartex" xmlns:cx5="http://schemas.microsoft.com/office/drawing/2016/5/11/chartex" xmlns:cx6="http://schemas.microsoft.com/office/drawing/2016/5/12/chartex" xmlns:cx7="http://schemas.microsoft.com/office/drawing/2016/5/13/chartex" xmlns:cx8="http://schemas.microsoft.com/office/drawing/2016/5/14/chartex" xmlns:mc="http://schemas.openxmlformats.org/markup-compatibility/2006" xmlns:aink="http://schemas.microsoft.com/office/drawing/2016/ink" xmlns:am3d="http://schemas.microsoft.com/office/drawing/2017/model3d" xmlns:o="urn:schemas-microsoft-com:office:office" xmlns:oel="http://schemas.microsoft.com/office/2019/extlst" xmlns:r="http://schemas.openxmlformats.org/officeDocument/2006/relationships" xmlns:m="http://schemas.openxmlformats.org/officeDocument/2006/math" xmlns:v="urn:schemas-microsoft-com:vml" xmlns:wp14="http://schemas.microsoft.com/office/word/2010/wordprocessingDrawing" xmlns:wp="http://schemas.openxmlformats.org/drawingml/2006/wordprocessingDrawing" xmlns:w10="urn:schemas-microsoft-com:office:word" xmlns:w="http://schemas.openxmlformats.org/wordprocessingml/2006/main" xmlns:w14="http://schemas.microsoft.com/office/word/2010/wordml" xmlns:w15="http://schemas.microsoft.com/office/word/2012/wordml" xmlns:w16cex="http://schemas.microsoft.com/office/word/2018/wordml/cex" xmlns:w16cid="http://schemas.microsoft.com/office/word/2016/wordml/cid" xmlns:w16="http://schemas.microsoft.com/office/word/2018/wordml" xmlns:w16sdtdh="http://schemas.microsoft.com/office/word/2020/wordml/sdtdatahash" xmlns:w16se="http://schemas.microsoft.com/office/word/2015/wordml/symex" xmlns:wpg="http://schemas.microsoft.com/office/word/2010/wordprocessingGroup" xmlns:wpi="http://schemas.microsoft.com/office/word/2010/wordprocessingInk" xmlns:wne="http://schemas.microsoft.com/office/word/2006/wordml" xmlns:wps="http://schemas.microsoft.com/office/word/2010/wordprocessingShape" mc:Ignorable="w14 w15 w16se w16cid w16 w16cex w16sdtdh wp14">
+  <w:abstractNum w:abstractNumId="0" w15:restartNumberingAfterBreak="0">
+    <w:nsid w:val="0D313E19"/>
+    <w:multiLevelType w:val="multilevel"/>
+    <w:tmpl w:val="F67A3DCA"/>
     <w:lvl w:ilvl="0">
       <w:start w:val="1"/>
       <w:numFmt w:val="bullet"/>
@@ -684,6 +564,7 @@
     <w:lvl w:ilvl="3">
       <w:start w:val="1"/>
       <w:numFmt w:val="bullet"/>
+      <w:pStyle w:val="a"/>
       <w:lvlText w:val=""/>
       <w:lvlJc w:val="left"/>
       <w:pPr>
@@ -772,7 +653,277 @@
       </w:rPr>
     </w:lvl>
   </w:abstractNum>
-  <w:abstractNum w:abstractNumId="3">
+  <w:abstractNum w:abstractNumId="1" w15:restartNumberingAfterBreak="0">
+    <w:nsid w:val="1B80258F"/>
+    <w:multiLevelType w:val="multilevel"/>
+    <w:tmpl w:val="DFC4E994"/>
+    <w:lvl w:ilvl="0">
+      <w:start w:val="1"/>
+      <w:numFmt w:val="taiwaneseCountingThousand"/>
+      <w:pStyle w:val="1"/>
+      <w:lvlText w:val="%1、"/>
+      <w:lvlJc w:val="left"/>
+      <w:pPr>
+        <w:tabs>
+          <w:tab w:val="num" w:pos="567"/>
+        </w:tabs>
+        <w:ind w:left="567" w:hanging="567"/>
+      </w:pPr>
+      <w:rPr>
+        <w:rFonts w:hint="eastAsia"/>
+      </w:rPr>
+    </w:lvl>
+    <w:lvl w:ilvl="1">
+      <w:start w:val="1"/>
+      <w:numFmt w:val="taiwaneseCountingThousand"/>
+      <w:pStyle w:val="2"/>
+      <w:lvlText w:val="(%2)"/>
+      <w:lvlJc w:val="left"/>
+      <w:pPr>
+        <w:tabs>
+          <w:tab w:val="num" w:pos="850"/>
+        </w:tabs>
+        <w:ind w:left="850" w:hanging="567"/>
+      </w:pPr>
+      <w:rPr>
+        <w:rFonts w:hint="eastAsia"/>
+      </w:rPr>
+    </w:lvl>
+    <w:lvl w:ilvl="2">
+      <w:start w:val="1"/>
+      <w:numFmt w:val="decimal"/>
+      <w:pStyle w:val="3"/>
+      <w:lvlText w:val="%3."/>
+      <w:lvlJc w:val="left"/>
+      <w:pPr>
+        <w:tabs>
+          <w:tab w:val="num" w:pos="850"/>
+        </w:tabs>
+        <w:ind w:left="850" w:hanging="283"/>
+      </w:pPr>
+      <w:rPr>
+        <w:rFonts w:hint="eastAsia"/>
+      </w:rPr>
+    </w:lvl>
+    <w:lvl w:ilvl="3">
+      <w:start w:val="1"/>
+      <w:numFmt w:val="decimal"/>
+      <w:pStyle w:val="4"/>
+      <w:lvlText w:val="(%4)"/>
+      <w:lvlJc w:val="left"/>
+      <w:pPr>
+        <w:tabs>
+          <w:tab w:val="num" w:pos="1134"/>
+        </w:tabs>
+        <w:ind w:left="1134" w:hanging="454"/>
+      </w:pPr>
+      <w:rPr>
+        <w:rFonts w:hint="eastAsia"/>
+      </w:rPr>
+    </w:lvl>
+    <w:lvl w:ilvl="4">
+      <w:start w:val="1"/>
+      <w:numFmt w:val="ideographTraditional"/>
+      <w:pStyle w:val="a0"/>
+      <w:lvlText w:val="%5、"/>
+      <w:lvlJc w:val="left"/>
+      <w:pPr>
+        <w:tabs>
+          <w:tab w:val="num" w:pos="1417"/>
+        </w:tabs>
+        <w:ind w:left="1417" w:hanging="595"/>
+      </w:pPr>
+      <w:rPr>
+        <w:rFonts w:hint="eastAsia"/>
+      </w:rPr>
+    </w:lvl>
+    <w:lvl w:ilvl="5">
+      <w:start w:val="1"/>
+      <w:numFmt w:val="decimal"/>
+      <w:lvlText w:val="%6."/>
+      <w:lvlJc w:val="left"/>
+      <w:pPr>
+        <w:tabs>
+          <w:tab w:val="num" w:pos="2520"/>
+        </w:tabs>
+        <w:ind w:left="2520" w:hanging="360"/>
+      </w:pPr>
+      <w:rPr>
+        <w:rFonts w:hint="eastAsia"/>
+      </w:rPr>
+    </w:lvl>
+    <w:lvl w:ilvl="6">
+      <w:start w:val="1"/>
+      <w:numFmt w:val="decimal"/>
+      <w:lvlText w:val="%7."/>
+      <w:lvlJc w:val="left"/>
+      <w:pPr>
+        <w:tabs>
+          <w:tab w:val="num" w:pos="2880"/>
+        </w:tabs>
+        <w:ind w:left="2880" w:hanging="360"/>
+      </w:pPr>
+      <w:rPr>
+        <w:rFonts w:hint="eastAsia"/>
+      </w:rPr>
+    </w:lvl>
+    <w:lvl w:ilvl="7">
+      <w:start w:val="1"/>
+      <w:numFmt w:val="decimal"/>
+      <w:lvlText w:val="%8."/>
+      <w:lvlJc w:val="left"/>
+      <w:pPr>
+        <w:tabs>
+          <w:tab w:val="num" w:pos="3240"/>
+        </w:tabs>
+        <w:ind w:left="3240" w:hanging="360"/>
+      </w:pPr>
+      <w:rPr>
+        <w:rFonts w:hint="eastAsia"/>
+      </w:rPr>
+    </w:lvl>
+    <w:lvl w:ilvl="8">
+      <w:start w:val="1"/>
+      <w:numFmt w:val="decimal"/>
+      <w:lvlText w:val="%9."/>
+      <w:lvlJc w:val="left"/>
+      <w:pPr>
+        <w:tabs>
+          <w:tab w:val="num" w:pos="3600"/>
+        </w:tabs>
+        <w:ind w:left="3600" w:hanging="360"/>
+      </w:pPr>
+      <w:rPr>
+        <w:rFonts w:hint="eastAsia"/>
+      </w:rPr>
+    </w:lvl>
+  </w:abstractNum>
+  <w:abstractNum w:abstractNumId="2" w15:restartNumberingAfterBreak="0">
+    <w:nsid w:val="45D248D6"/>
+    <w:multiLevelType w:val="multilevel"/>
+    <w:tmpl w:val="D6C6FFB2"/>
+    <w:lvl w:ilvl="0">
+      <w:start w:val="1"/>
+      <w:numFmt w:val="none"/>
+      <w:suff w:val="nothing"/>
+      <w:lvlText w:val=""/>
+      <w:lvlJc w:val="left"/>
+      <w:pPr>
+        <w:tabs>
+          <w:tab w:val="num" w:pos="0"/>
+        </w:tabs>
+        <w:ind w:left="0" w:firstLine="0"/>
+      </w:pPr>
+    </w:lvl>
+    <w:lvl w:ilvl="1">
+      <w:start w:val="1"/>
+      <w:numFmt w:val="none"/>
+      <w:suff w:val="nothing"/>
+      <w:lvlText w:val=""/>
+      <w:lvlJc w:val="left"/>
+      <w:pPr>
+        <w:tabs>
+          <w:tab w:val="num" w:pos="0"/>
+        </w:tabs>
+        <w:ind w:left="0" w:firstLine="0"/>
+      </w:pPr>
+    </w:lvl>
+    <w:lvl w:ilvl="2">
+      <w:start w:val="1"/>
+      <w:numFmt w:val="none"/>
+      <w:suff w:val="nothing"/>
+      <w:lvlText w:val=""/>
+      <w:lvlJc w:val="left"/>
+      <w:pPr>
+        <w:tabs>
+          <w:tab w:val="num" w:pos="0"/>
+        </w:tabs>
+        <w:ind w:left="0" w:firstLine="0"/>
+      </w:pPr>
+    </w:lvl>
+    <w:lvl w:ilvl="3">
+      <w:start w:val="1"/>
+      <w:numFmt w:val="none"/>
+      <w:suff w:val="nothing"/>
+      <w:lvlText w:val=""/>
+      <w:lvlJc w:val="left"/>
+      <w:pPr>
+        <w:tabs>
+          <w:tab w:val="num" w:pos="0"/>
+        </w:tabs>
+        <w:ind w:left="0" w:firstLine="0"/>
+      </w:pPr>
+    </w:lvl>
+    <w:lvl w:ilvl="4">
+      <w:start w:val="1"/>
+      <w:numFmt w:val="none"/>
+      <w:suff w:val="nothing"/>
+      <w:lvlText w:val=""/>
+      <w:lvlJc w:val="left"/>
+      <w:pPr>
+        <w:tabs>
+          <w:tab w:val="num" w:pos="0"/>
+        </w:tabs>
+        <w:ind w:left="0" w:firstLine="0"/>
+      </w:pPr>
+    </w:lvl>
+    <w:lvl w:ilvl="5">
+      <w:start w:val="1"/>
+      <w:numFmt w:val="none"/>
+      <w:suff w:val="nothing"/>
+      <w:lvlText w:val=""/>
+      <w:lvlJc w:val="left"/>
+      <w:pPr>
+        <w:tabs>
+          <w:tab w:val="num" w:pos="0"/>
+        </w:tabs>
+        <w:ind w:left="0" w:firstLine="0"/>
+      </w:pPr>
+    </w:lvl>
+    <w:lvl w:ilvl="6">
+      <w:start w:val="1"/>
+      <w:numFmt w:val="none"/>
+      <w:suff w:val="nothing"/>
+      <w:lvlText w:val=""/>
+      <w:lvlJc w:val="left"/>
+      <w:pPr>
+        <w:tabs>
+          <w:tab w:val="num" w:pos="0"/>
+        </w:tabs>
+        <w:ind w:left="0" w:firstLine="0"/>
+      </w:pPr>
+    </w:lvl>
+    <w:lvl w:ilvl="7">
+      <w:start w:val="1"/>
+      <w:numFmt w:val="none"/>
+      <w:suff w:val="nothing"/>
+      <w:lvlText w:val=""/>
+      <w:lvlJc w:val="left"/>
+      <w:pPr>
+        <w:tabs>
+          <w:tab w:val="num" w:pos="0"/>
+        </w:tabs>
+        <w:ind w:left="0" w:firstLine="0"/>
+      </w:pPr>
+    </w:lvl>
+    <w:lvl w:ilvl="8">
+      <w:start w:val="1"/>
+      <w:numFmt w:val="none"/>
+      <w:suff w:val="nothing"/>
+      <w:lvlText w:val=""/>
+      <w:lvlJc w:val="left"/>
+      <w:pPr>
+        <w:tabs>
+          <w:tab w:val="num" w:pos="0"/>
+        </w:tabs>
+        <w:ind w:left="0" w:firstLine="0"/>
+      </w:pPr>
+    </w:lvl>
+  </w:abstractNum>
+  <w:abstractNum w:abstractNumId="3" w15:restartNumberingAfterBreak="0">
+    <w:nsid w:val="6C414E9B"/>
+    <w:multiLevelType w:val="multilevel"/>
+    <w:tmpl w:val="991C4E50"/>
     <w:lvl w:ilvl="0">
       <w:start w:val="1"/>
       <w:numFmt w:val="none"/>
@@ -783,9 +934,8 @@
         <w:tabs>
           <w:tab w:val="num" w:pos="0"/>
         </w:tabs>
-        <w:ind w:left="0" w:hanging="0"/>
-      </w:pPr>
-      <w:rPr/>
+        <w:ind w:left="0" w:firstLine="0"/>
+      </w:pPr>
     </w:lvl>
     <w:lvl w:ilvl="1">
       <w:start w:val="1"/>
@@ -797,9 +947,8 @@
         <w:tabs>
           <w:tab w:val="num" w:pos="0"/>
         </w:tabs>
-        <w:ind w:left="0" w:hanging="0"/>
-      </w:pPr>
-      <w:rPr/>
+        <w:ind w:left="0" w:firstLine="0"/>
+      </w:pPr>
     </w:lvl>
     <w:lvl w:ilvl="2">
       <w:start w:val="1"/>
@@ -811,9 +960,8 @@
         <w:tabs>
           <w:tab w:val="num" w:pos="0"/>
         </w:tabs>
-        <w:ind w:left="0" w:hanging="0"/>
-      </w:pPr>
-      <w:rPr/>
+        <w:ind w:left="0" w:firstLine="0"/>
+      </w:pPr>
     </w:lvl>
     <w:lvl w:ilvl="3">
       <w:start w:val="1"/>
@@ -825,9 +973,8 @@
         <w:tabs>
           <w:tab w:val="num" w:pos="0"/>
         </w:tabs>
-        <w:ind w:left="0" w:hanging="0"/>
-      </w:pPr>
-      <w:rPr/>
+        <w:ind w:left="0" w:firstLine="0"/>
+      </w:pPr>
     </w:lvl>
     <w:lvl w:ilvl="4">
       <w:start w:val="1"/>
@@ -839,9 +986,8 @@
         <w:tabs>
           <w:tab w:val="num" w:pos="0"/>
         </w:tabs>
-        <w:ind w:left="0" w:hanging="0"/>
-      </w:pPr>
-      <w:rPr/>
+        <w:ind w:left="0" w:firstLine="0"/>
+      </w:pPr>
     </w:lvl>
     <w:lvl w:ilvl="5">
       <w:start w:val="1"/>
@@ -853,9 +999,8 @@
         <w:tabs>
           <w:tab w:val="num" w:pos="0"/>
         </w:tabs>
-        <w:ind w:left="0" w:hanging="0"/>
-      </w:pPr>
-      <w:rPr/>
+        <w:ind w:left="0" w:firstLine="0"/>
+      </w:pPr>
     </w:lvl>
     <w:lvl w:ilvl="6">
       <w:start w:val="1"/>
@@ -867,9 +1012,8 @@
         <w:tabs>
           <w:tab w:val="num" w:pos="0"/>
         </w:tabs>
-        <w:ind w:left="0" w:hanging="0"/>
-      </w:pPr>
-      <w:rPr/>
+        <w:ind w:left="0" w:firstLine="0"/>
+      </w:pPr>
     </w:lvl>
     <w:lvl w:ilvl="7">
       <w:start w:val="1"/>
@@ -881,9 +1025,8 @@
         <w:tabs>
           <w:tab w:val="num" w:pos="0"/>
         </w:tabs>
-        <w:ind w:left="0" w:hanging="0"/>
-      </w:pPr>
-      <w:rPr/>
+        <w:ind w:left="0" w:firstLine="0"/>
+      </w:pPr>
     </w:lvl>
     <w:lvl w:ilvl="8">
       <w:start w:val="1"/>
@@ -895,141 +1038,21 @@
         <w:tabs>
           <w:tab w:val="num" w:pos="0"/>
         </w:tabs>
-        <w:ind w:left="0" w:hanging="0"/>
-      </w:pPr>
-      <w:rPr/>
+        <w:ind w:left="0" w:firstLine="0"/>
+      </w:pPr>
     </w:lvl>
   </w:abstractNum>
-  <w:abstractNum w:abstractNumId="4">
-    <w:lvl w:ilvl="0">
-      <w:start w:val="1"/>
-      <w:numFmt w:val="none"/>
-      <w:suff w:val="nothing"/>
-      <w:lvlText w:val=""/>
-      <w:lvlJc w:val="left"/>
-      <w:pPr>
-        <w:tabs>
-          <w:tab w:val="num" w:pos="0"/>
-        </w:tabs>
-        <w:ind w:left="0" w:hanging="0"/>
-      </w:pPr>
-    </w:lvl>
-    <w:lvl w:ilvl="1">
-      <w:start w:val="1"/>
-      <w:numFmt w:val="none"/>
-      <w:suff w:val="nothing"/>
-      <w:lvlText w:val=""/>
-      <w:lvlJc w:val="left"/>
-      <w:pPr>
-        <w:tabs>
-          <w:tab w:val="num" w:pos="0"/>
-        </w:tabs>
-        <w:ind w:left="0" w:hanging="0"/>
-      </w:pPr>
-    </w:lvl>
-    <w:lvl w:ilvl="2">
-      <w:start w:val="1"/>
-      <w:numFmt w:val="none"/>
-      <w:suff w:val="nothing"/>
-      <w:lvlText w:val=""/>
-      <w:lvlJc w:val="left"/>
-      <w:pPr>
-        <w:tabs>
-          <w:tab w:val="num" w:pos="0"/>
-        </w:tabs>
-        <w:ind w:left="0" w:hanging="0"/>
-      </w:pPr>
-    </w:lvl>
-    <w:lvl w:ilvl="3">
-      <w:start w:val="1"/>
-      <w:numFmt w:val="none"/>
-      <w:suff w:val="nothing"/>
-      <w:lvlText w:val=""/>
-      <w:lvlJc w:val="left"/>
-      <w:pPr>
-        <w:tabs>
-          <w:tab w:val="num" w:pos="0"/>
-        </w:tabs>
-        <w:ind w:left="0" w:hanging="0"/>
-      </w:pPr>
-    </w:lvl>
-    <w:lvl w:ilvl="4">
-      <w:start w:val="1"/>
-      <w:numFmt w:val="none"/>
-      <w:suff w:val="nothing"/>
-      <w:lvlText w:val=""/>
-      <w:lvlJc w:val="left"/>
-      <w:pPr>
-        <w:tabs>
-          <w:tab w:val="num" w:pos="0"/>
-        </w:tabs>
-        <w:ind w:left="0" w:hanging="0"/>
-      </w:pPr>
-    </w:lvl>
-    <w:lvl w:ilvl="5">
-      <w:start w:val="1"/>
-      <w:numFmt w:val="none"/>
-      <w:suff w:val="nothing"/>
-      <w:lvlText w:val=""/>
-      <w:lvlJc w:val="left"/>
-      <w:pPr>
-        <w:tabs>
-          <w:tab w:val="num" w:pos="0"/>
-        </w:tabs>
-        <w:ind w:left="0" w:hanging="0"/>
-      </w:pPr>
-    </w:lvl>
-    <w:lvl w:ilvl="6">
-      <w:start w:val="1"/>
-      <w:numFmt w:val="none"/>
-      <w:suff w:val="nothing"/>
-      <w:lvlText w:val=""/>
-      <w:lvlJc w:val="left"/>
-      <w:pPr>
-        <w:tabs>
-          <w:tab w:val="num" w:pos="0"/>
-        </w:tabs>
-        <w:ind w:left="0" w:hanging="0"/>
-      </w:pPr>
-    </w:lvl>
-    <w:lvl w:ilvl="7">
-      <w:start w:val="1"/>
-      <w:numFmt w:val="none"/>
-      <w:suff w:val="nothing"/>
-      <w:lvlText w:val=""/>
-      <w:lvlJc w:val="left"/>
-      <w:pPr>
-        <w:tabs>
-          <w:tab w:val="num" w:pos="0"/>
-        </w:tabs>
-        <w:ind w:left="0" w:hanging="0"/>
-      </w:pPr>
-    </w:lvl>
-    <w:lvl w:ilvl="8">
-      <w:start w:val="1"/>
-      <w:numFmt w:val="none"/>
-      <w:suff w:val="nothing"/>
-      <w:lvlText w:val=""/>
-      <w:lvlJc w:val="left"/>
-      <w:pPr>
-        <w:tabs>
-          <w:tab w:val="num" w:pos="0"/>
-        </w:tabs>
-        <w:ind w:left="0" w:hanging="0"/>
-      </w:pPr>
-    </w:lvl>
-  </w:abstractNum>
-  <w:num w:numId="1">
+  <w:num w:numId="1" w16cid:durableId="1994793906">
     <w:abstractNumId w:val="1"/>
   </w:num>
-  <w:num w:numId="2">
-    <w:abstractNumId w:val="2"/>
+  <w:num w:numId="2" w16cid:durableId="4866214">
+    <w:abstractNumId w:val="0"/>
   </w:num>
-  <w:num w:numId="3">
+  <w:num w:numId="3" w16cid:durableId="359858572">
     <w:abstractNumId w:val="3"/>
   </w:num>
-  <w:num w:numId="4">
-    <w:abstractNumId w:val="4"/>
+  <w:num w:numId="4" w16cid:durableId="1674607261">
+    <w:abstractNumId w:val="2"/>
   </w:num>
   <w:num w:numId="5">
     <w:abstractNumId w:val="1"/>
@@ -1077,11 +1100,11 @@
 </file>
 
 <file path=word/styles.xml><?xml version="1.0" encoding="utf-8"?>
-<w:styles xmlns:w="http://schemas.openxmlformats.org/wordprocessingml/2006/main" xmlns:w14="http://schemas.microsoft.com/office/word/2010/wordml" xmlns:mc="http://schemas.openxmlformats.org/markup-compatibility/2006" mc:Ignorable="w14">
+<w:styles xmlns:mc="http://schemas.openxmlformats.org/markup-compatibility/2006" xmlns:r="http://schemas.openxmlformats.org/officeDocument/2006/relationships" xmlns:w="http://schemas.openxmlformats.org/wordprocessingml/2006/main" xmlns:w14="http://schemas.microsoft.com/office/word/2010/wordml" xmlns:w15="http://schemas.microsoft.com/office/word/2012/wordml" xmlns:w16cex="http://schemas.microsoft.com/office/word/2018/wordml/cex" xmlns:w16cid="http://schemas.microsoft.com/office/word/2016/wordml/cid" xmlns:w16="http://schemas.microsoft.com/office/word/2018/wordml" xmlns:w16sdtdh="http://schemas.microsoft.com/office/word/2020/wordml/sdtdatahash" xmlns:w16se="http://schemas.microsoft.com/office/word/2015/wordml/symex" mc:Ignorable="w14 w15 w16se w16cid w16 w16cex w16sdtdh">
   <w:docDefaults>
     <w:rPrDefault>
       <w:rPr>
-        <w:rFonts w:ascii="Liberation Serif" w:hAnsi="Liberation Serif" w:eastAsia="新細明體" w:cs="Lucida Sans" w:eastAsiaTheme="minorEastAsia"/>
+        <w:rFonts w:ascii="Liberation Serif" w:eastAsiaTheme="minorEastAsia" w:hAnsi="Liberation Serif" w:cs="Lucida Sans"/>
         <w:kern w:val="2"/>
         <w:sz w:val="24"/>
         <w:szCs w:val="24"/>
@@ -1090,21 +1113,21 @@
     </w:rPrDefault>
     <w:pPrDefault>
       <w:pPr>
-        <w:suppressAutoHyphens w:val="true"/>
+        <w:suppressAutoHyphens/>
       </w:pPr>
     </w:pPrDefault>
   </w:docDefaults>
   <w:latentStyles w:defLockedState="0" w:defUIPriority="99" w:defSemiHidden="0" w:defUnhideWhenUsed="0" w:defQFormat="0" w:count="376">
     <w:lsdException w:name="Normal" w:uiPriority="0" w:qFormat="1"/>
     <w:lsdException w:name="heading 1" w:uiPriority="9" w:qFormat="1"/>
-    <w:lsdException w:name="heading 2" w:uiPriority="9" w:semiHidden="1" w:unhideWhenUsed="1" w:qFormat="1"/>
-    <w:lsdException w:name="heading 3" w:uiPriority="9" w:semiHidden="1" w:unhideWhenUsed="1" w:qFormat="1"/>
-    <w:lsdException w:name="heading 4" w:uiPriority="9" w:semiHidden="1" w:unhideWhenUsed="1" w:qFormat="1"/>
-    <w:lsdException w:name="heading 5" w:uiPriority="9" w:semiHidden="1" w:unhideWhenUsed="1" w:qFormat="1"/>
-    <w:lsdException w:name="heading 6" w:uiPriority="9" w:semiHidden="1" w:unhideWhenUsed="1" w:qFormat="1"/>
-    <w:lsdException w:name="heading 7" w:uiPriority="9" w:semiHidden="1" w:unhideWhenUsed="1" w:qFormat="1"/>
-    <w:lsdException w:name="heading 8" w:uiPriority="9" w:semiHidden="1" w:unhideWhenUsed="1" w:qFormat="1"/>
-    <w:lsdException w:name="heading 9" w:uiPriority="9" w:semiHidden="1" w:unhideWhenUsed="1" w:qFormat="1"/>
+    <w:lsdException w:name="heading 2" w:semiHidden="1" w:uiPriority="9" w:unhideWhenUsed="1" w:qFormat="1"/>
+    <w:lsdException w:name="heading 3" w:semiHidden="1" w:uiPriority="9" w:unhideWhenUsed="1" w:qFormat="1"/>
+    <w:lsdException w:name="heading 4" w:semiHidden="1" w:uiPriority="9" w:unhideWhenUsed="1" w:qFormat="1"/>
+    <w:lsdException w:name="heading 5" w:semiHidden="1" w:uiPriority="9" w:unhideWhenUsed="1" w:qFormat="1"/>
+    <w:lsdException w:name="heading 6" w:semiHidden="1" w:uiPriority="9" w:unhideWhenUsed="1" w:qFormat="1"/>
+    <w:lsdException w:name="heading 7" w:semiHidden="1" w:uiPriority="9" w:unhideWhenUsed="1" w:qFormat="1"/>
+    <w:lsdException w:name="heading 8" w:semiHidden="1" w:uiPriority="9" w:unhideWhenUsed="1" w:qFormat="1"/>
+    <w:lsdException w:name="heading 9" w:semiHidden="1" w:uiPriority="9" w:unhideWhenUsed="1" w:qFormat="1"/>
     <w:lsdException w:name="index 1" w:semiHidden="1" w:unhideWhenUsed="1"/>
     <w:lsdException w:name="index 2" w:semiHidden="1" w:unhideWhenUsed="1"/>
     <w:lsdException w:name="index 3" w:semiHidden="1" w:unhideWhenUsed="1"/>
@@ -1114,22 +1137,22 @@
     <w:lsdException w:name="index 7" w:semiHidden="1" w:unhideWhenUsed="1"/>
     <w:lsdException w:name="index 8" w:semiHidden="1" w:unhideWhenUsed="1"/>
     <w:lsdException w:name="index 9" w:semiHidden="1" w:unhideWhenUsed="1"/>
-    <w:lsdException w:name="toc 1" w:uiPriority="39" w:semiHidden="1" w:unhideWhenUsed="1"/>
-    <w:lsdException w:name="toc 2" w:uiPriority="39" w:semiHidden="1" w:unhideWhenUsed="1"/>
-    <w:lsdException w:name="toc 3" w:uiPriority="39" w:semiHidden="1" w:unhideWhenUsed="1"/>
-    <w:lsdException w:name="toc 4" w:uiPriority="39" w:semiHidden="1" w:unhideWhenUsed="1"/>
-    <w:lsdException w:name="toc 5" w:uiPriority="39" w:semiHidden="1" w:unhideWhenUsed="1"/>
-    <w:lsdException w:name="toc 6" w:uiPriority="39" w:semiHidden="1" w:unhideWhenUsed="1"/>
-    <w:lsdException w:name="toc 7" w:uiPriority="39" w:semiHidden="1" w:unhideWhenUsed="1"/>
-    <w:lsdException w:name="toc 8" w:uiPriority="39" w:semiHidden="1" w:unhideWhenUsed="1"/>
-    <w:lsdException w:name="toc 9" w:uiPriority="39" w:semiHidden="1" w:unhideWhenUsed="1"/>
+    <w:lsdException w:name="toc 1" w:semiHidden="1" w:uiPriority="39" w:unhideWhenUsed="1"/>
+    <w:lsdException w:name="toc 2" w:semiHidden="1" w:uiPriority="39" w:unhideWhenUsed="1"/>
+    <w:lsdException w:name="toc 3" w:semiHidden="1" w:uiPriority="39" w:unhideWhenUsed="1"/>
+    <w:lsdException w:name="toc 4" w:semiHidden="1" w:uiPriority="39" w:unhideWhenUsed="1"/>
+    <w:lsdException w:name="toc 5" w:semiHidden="1" w:uiPriority="39" w:unhideWhenUsed="1"/>
+    <w:lsdException w:name="toc 6" w:semiHidden="1" w:uiPriority="39" w:unhideWhenUsed="1"/>
+    <w:lsdException w:name="toc 7" w:semiHidden="1" w:uiPriority="39" w:unhideWhenUsed="1"/>
+    <w:lsdException w:name="toc 8" w:semiHidden="1" w:uiPriority="39" w:unhideWhenUsed="1"/>
+    <w:lsdException w:name="toc 9" w:semiHidden="1" w:uiPriority="39" w:unhideWhenUsed="1"/>
     <w:lsdException w:name="Normal Indent" w:semiHidden="1" w:unhideWhenUsed="1"/>
     <w:lsdException w:name="footnote text" w:semiHidden="1" w:unhideWhenUsed="1"/>
     <w:lsdException w:name="annotation text" w:semiHidden="1" w:unhideWhenUsed="1"/>
     <w:lsdException w:name="header" w:semiHidden="1" w:unhideWhenUsed="1"/>
     <w:lsdException w:name="footer" w:semiHidden="1" w:unhideWhenUsed="1"/>
     <w:lsdException w:name="index heading" w:semiHidden="1" w:unhideWhenUsed="1"/>
-    <w:lsdException w:name="caption" w:uiPriority="35" w:semiHidden="1" w:unhideWhenUsed="1" w:qFormat="1"/>
+    <w:lsdException w:name="caption" w:semiHidden="1" w:uiPriority="35" w:unhideWhenUsed="1" w:qFormat="1"/>
     <w:lsdException w:name="table of figures" w:semiHidden="1" w:unhideWhenUsed="1"/>
     <w:lsdException w:name="envelope address" w:semiHidden="1" w:unhideWhenUsed="1"/>
     <w:lsdException w:name="envelope return" w:semiHidden="1" w:unhideWhenUsed="1"/>
@@ -1160,7 +1183,7 @@
     <w:lsdException w:name="Title" w:uiPriority="10" w:qFormat="1"/>
     <w:lsdException w:name="Closing" w:semiHidden="1" w:unhideWhenUsed="1"/>
     <w:lsdException w:name="Signature" w:semiHidden="1" w:unhideWhenUsed="1"/>
-    <w:lsdException w:name="Default Paragraph Font" w:uiPriority="1" w:semiHidden="1" w:unhideWhenUsed="1"/>
+    <w:lsdException w:name="Default Paragraph Font" w:semiHidden="1" w:uiPriority="1" w:unhideWhenUsed="1"/>
     <w:lsdException w:name="Body Text" w:semiHidden="1" w:unhideWhenUsed="1"/>
     <w:lsdException w:name="Body Text Indent" w:semiHidden="1" w:unhideWhenUsed="1"/>
     <w:lsdException w:name="List Continue" w:semiHidden="1" w:unhideWhenUsed="1"/>
@@ -1360,8 +1383,8 @@
     <w:lsdException w:name="Subtle Reference" w:uiPriority="31" w:qFormat="1"/>
     <w:lsdException w:name="Intense Reference" w:uiPriority="32" w:qFormat="1"/>
     <w:lsdException w:name="Book Title" w:uiPriority="33" w:qFormat="1"/>
-    <w:lsdException w:name="Bibliography" w:uiPriority="37" w:semiHidden="1" w:unhideWhenUsed="1"/>
-    <w:lsdException w:name="TOC Heading" w:uiPriority="39" w:semiHidden="1" w:unhideWhenUsed="1" w:qFormat="1"/>
+    <w:lsdException w:name="Bibliography" w:semiHidden="1" w:uiPriority="37" w:unhideWhenUsed="1"/>
+    <w:lsdException w:name="TOC Heading" w:semiHidden="1" w:uiPriority="39" w:unhideWhenUsed="1" w:qFormat="1"/>
     <w:lsdException w:name="Plain Table 1" w:uiPriority="41"/>
     <w:lsdException w:name="Plain Table 2" w:uiPriority="42"/>
     <w:lsdException w:name="Plain Table 3" w:uiPriority="43"/>
@@ -1472,495 +1495,19 @@
     <w:lsdException w:name="Unresolved Mention" w:semiHidden="1" w:unhideWhenUsed="1"/>
     <w:lsdException w:name="Smart Link" w:semiHidden="1" w:unhideWhenUsed="1"/>
   </w:latentStyles>
-  <w:style w:type="paragraph" w:styleId="Normal" w:default="1">
+  <w:style w:type="paragraph" w:default="1" w:styleId="a1">
     <w:name w:val="Normal"/>
     <w:qFormat/>
-    <w:rsid w:val="00d47738"/>
-    <w:pPr>
-      <w:widowControl/>
-      <w:suppressAutoHyphens w:val="true"/>
-      <w:bidi w:val="0"/>
-      <w:spacing w:before="0" w:after="0"/>
-      <w:jc w:val="left"/>
-      <w:kinsoku w:val="0"/>
-      <w:overflowPunct w:val="0"/>
-    </w:pPr>
+    <w:rsid w:val="00E35EE7"/>
     <w:rPr>
-      <w:rFonts w:ascii="Liberation Serif" w:hAnsi="Liberation Serif" w:eastAsia="Noto Serif TC" w:cs="Lucida Sans"/>
-      <w:color w:val="auto"/>
-      <w:kern w:val="2"/>
-      <w:sz w:val="24"/>
-      <w:szCs w:val="24"/>
-      <w:lang w:val="en-US" w:eastAsia="zh-TW" w:bidi="hi-IN"/>
+      <w:rFonts w:eastAsia="Noto Serif TC"/>
     </w:rPr>
   </w:style>
-  <w:style w:type="character" w:styleId="DefaultParagraphFont" w:default="1">
+  <w:style w:type="character" w:default="1" w:styleId="a2">
     <w:name w:val="Default Paragraph Font"/>
     <w:uiPriority w:val="1"/>
     <w:semiHidden/>
     <w:unhideWhenUsed/>
-    <w:qFormat/>
-    <w:rPr/>
-  </w:style>
-  <w:style w:type="character" w:styleId="user" w:customStyle="1">
-    <w:name w:val="編號字元 (user)"/>
-    <w:qFormat/>
-    <w:rPr/>
-  </w:style>
-  <w:style w:type="character" w:styleId="LineNumber">
-    <w:name w:val="line number"/>
-    <w:rPr>
-      <w:rFonts w:eastAsia="標楷體"/>
-      <w:color w:val="B2B2B2"/>
-      <w:sz w:val="20"/>
-    </w:rPr>
-  </w:style>
-  <w:style w:type="character" w:styleId="PageNumber">
-    <w:name w:val="page number"/>
-    <w:rPr>
-      <w:rFonts w:eastAsia="標楷體"/>
-    </w:rPr>
-  </w:style>
-  <w:style w:type="paragraph" w:styleId="Style14" w:customStyle="1">
-    <w:name w:val="標題"/>
-    <w:basedOn w:val="Normal"/>
-    <w:next w:val="BodyText"/>
-    <w:qFormat/>
-    <w:pPr>
-      <w:keepNext w:val="true"/>
-      <w:spacing w:before="240" w:after="120"/>
-      <w:kinsoku w:val="0"/>
-      <w:overflowPunct w:val="0"/>
-    </w:pPr>
-    <w:rPr>
-      <w:rFonts w:ascii="Liberation Sans" w:hAnsi="Liberation Sans" w:eastAsia="Noto Sans TC"/>
-      <w:sz w:val="28"/>
-      <w:szCs w:val="28"/>
-    </w:rPr>
-  </w:style>
-  <w:style w:type="paragraph" w:styleId="BodyText">
-    <w:name w:val="Body Text"/>
-    <w:basedOn w:val="Normal"/>
-    <w:pPr>
-      <w:spacing w:lineRule="auto" w:line="276" w:before="0" w:after="140"/>
-      <w:kinsoku w:val="0"/>
-      <w:overflowPunct w:val="0"/>
-    </w:pPr>
-    <w:rPr/>
-  </w:style>
-  <w:style w:type="paragraph" w:styleId="List">
-    <w:name w:val="List"/>
-    <w:basedOn w:val="BodyText"/>
-    <w:pPr>
-      <w:kinsoku w:val="0"/>
-      <w:overflowPunct w:val="0"/>
-    </w:pPr>
-    <w:rPr/>
-  </w:style>
-  <w:style w:type="paragraph" w:styleId="Caption">
-    <w:name w:val="caption"/>
-    <w:basedOn w:val="Normal"/>
-    <w:qFormat/>
-    <w:pPr>
-      <w:suppressLineNumbers/>
-      <w:spacing w:before="120" w:after="120"/>
-      <w:kinsoku w:val="0"/>
-      <w:overflowPunct w:val="0"/>
-    </w:pPr>
-    <w:rPr>
-      <w:i/>
-      <w:iCs/>
-    </w:rPr>
-  </w:style>
-  <w:style w:type="paragraph" w:styleId="Style15" w:customStyle="1">
-    <w:name w:val="索引"/>
-    <w:basedOn w:val="Normal"/>
-    <w:qFormat/>
-    <w:pPr>
-      <w:suppressLineNumbers/>
-      <w:kinsoku w:val="0"/>
-      <w:overflowPunct w:val="0"/>
-    </w:pPr>
-    <w:rPr/>
-  </w:style>
-  <w:style w:type="paragraph" w:styleId="user1">
-    <w:name w:val="標題 (user)"/>
-    <w:basedOn w:val="Normal"/>
-    <w:next w:val="BodyText"/>
-    <w:qFormat/>
-    <w:pPr>
-      <w:keepNext w:val="true"/>
-      <w:spacing w:before="240" w:after="120"/>
-      <w:kinsoku w:val="0"/>
-      <w:overflowPunct w:val="0"/>
-    </w:pPr>
-    <w:rPr>
-      <w:rFonts w:ascii="Liberation Sans" w:hAnsi="Liberation Sans" w:eastAsia="Noto Sans TC" w:cs="Lucida Sans"/>
-      <w:sz w:val="28"/>
-      <w:szCs w:val="28"/>
-    </w:rPr>
-  </w:style>
-  <w:style w:type="paragraph" w:styleId="user2" w:customStyle="1">
-    <w:name w:val="索引 (user)"/>
-    <w:basedOn w:val="Normal"/>
-    <w:qFormat/>
-    <w:pPr>
-      <w:suppressLineNumbers/>
-      <w:kinsoku w:val="0"/>
-      <w:overflowPunct w:val="0"/>
-    </w:pPr>
-    <w:rPr/>
-  </w:style>
-  <w:style w:type="paragraph" w:styleId="Title">
-    <w:name w:val="Title"/>
-    <w:basedOn w:val="Normal"/>
-    <w:next w:val="BodyText"/>
-    <w:uiPriority w:val="10"/>
-    <w:qFormat/>
-    <w:pPr>
-      <w:keepNext w:val="true"/>
-      <w:spacing w:before="240" w:after="120"/>
-      <w:kinsoku w:val="0"/>
-      <w:overflowPunct w:val="0"/>
-    </w:pPr>
-    <w:rPr>
-      <w:rFonts w:ascii="Liberation Sans" w:hAnsi="Liberation Sans" w:eastAsia="Noto Sans TC"/>
-      <w:sz w:val="28"/>
-      <w:szCs w:val="28"/>
-    </w:rPr>
-  </w:style>
-  <w:style w:type="paragraph" w:styleId="Style16" w:customStyle="1">
-    <w:name w:val="通用多層清單"/>
-    <w:qFormat/>
-    <w:pPr>
-      <w:widowControl w:val="false"/>
-      <w:numPr>
-        <w:ilvl w:val="0"/>
-        <w:numId w:val="1"/>
-      </w:numPr>
-      <w:suppressAutoHyphens w:val="true"/>
-      <w:bidi w:val="0"/>
-      <w:spacing w:lineRule="exact" w:line="520" w:before="0" w:after="0"/>
-      <w:jc w:val="both"/>
-      <w:outlineLvl w:val="0"/>
-      <w:kinsoku w:val="0"/>
-      <w:overflowPunct w:val="0"/>
-    </w:pPr>
-    <w:rPr>
-      <w:rFonts w:ascii="標楷體" w:hAnsi="標楷體" w:eastAsia="標楷體" w:cs="Lucida Sans"/>
-      <w:color w:val="auto"/>
-      <w:kern w:val="2"/>
-      <w:sz w:val="28"/>
-      <w:szCs w:val="24"/>
-      <w:lang w:val="en-US" w:eastAsia="zh-TW" w:bidi="hi-IN"/>
-    </w:rPr>
-  </w:style>
-  <w:style w:type="paragraph" w:styleId="Style17" w:customStyle="1">
-    <w:name w:val="書狀_預設"/>
-    <w:qFormat/>
-    <w:pPr>
-      <w:widowControl w:val="false"/>
-      <w:suppressAutoHyphens w:val="true"/>
-      <w:bidi w:val="0"/>
-      <w:spacing w:lineRule="exact" w:line="520" w:before="0" w:after="0"/>
-      <w:jc w:val="both"/>
-      <w:kinsoku w:val="0"/>
-      <w:overflowPunct w:val="0"/>
-    </w:pPr>
-    <w:rPr>
-      <w:rFonts w:ascii="標楷體" w:hAnsi="標楷體" w:eastAsia="標楷體" w:cs="Lucida Sans"/>
-      <w:color w:val="auto"/>
-      <w:kern w:val="2"/>
-      <w:sz w:val="28"/>
-      <w:szCs w:val="24"/>
-      <w:lang w:val="en-US" w:eastAsia="zh-TW" w:bidi="hi-IN"/>
-    </w:rPr>
-  </w:style>
-  <w:style w:type="paragraph" w:styleId="1" w:customStyle="1">
-    <w:name w:val="通用_層級1"/>
-    <w:basedOn w:val="Style16"/>
-    <w:qFormat/>
-    <w:pPr>
-      <w:keepNext w:val="false"/>
-      <w:kinsoku w:val="0"/>
-      <w:overflowPunct w:val="0"/>
-    </w:pPr>
-    <w:rPr/>
-  </w:style>
-  <w:style w:type="paragraph" w:styleId="2" w:customStyle="1">
-    <w:name w:val="通用_層級2"/>
-    <w:basedOn w:val="Style16"/>
-    <w:qFormat/>
-    <w:pPr>
-      <w:outlineLvl w:val="9"/>
-      <w:kinsoku w:val="0"/>
-      <w:overflowPunct w:val="0"/>
-    </w:pPr>
-    <w:rPr/>
-  </w:style>
-  <w:style w:type="paragraph" w:styleId="3" w:customStyle="1">
-    <w:name w:val="通用_層級3"/>
-    <w:basedOn w:val="Style16"/>
-    <w:qFormat/>
-    <w:pPr>
-      <w:outlineLvl w:val="9"/>
-      <w:kinsoku w:val="0"/>
-      <w:overflowPunct w:val="0"/>
-    </w:pPr>
-    <w:rPr>
-      <w:szCs w:val="28"/>
-    </w:rPr>
-  </w:style>
-  <w:style w:type="paragraph" w:styleId="Style18" w:customStyle="1">
-    <w:name w:val="書狀_標題"/>
-    <w:basedOn w:val="Style17"/>
-    <w:next w:val="Style19"/>
-    <w:qFormat/>
-    <w:pPr>
-      <w:spacing w:lineRule="auto" w:line="240"/>
-      <w:outlineLvl w:val="0"/>
-      <w:kinsoku w:val="0"/>
-      <w:overflowPunct w:val="0"/>
-    </w:pPr>
-    <w:rPr>
-      <w:sz w:val="40"/>
-    </w:rPr>
-  </w:style>
-  <w:style w:type="paragraph" w:styleId="Style19" w:customStyle="1">
-    <w:name w:val="書狀_狀首日期"/>
-    <w:basedOn w:val="Style17"/>
-    <w:next w:val="Style17"/>
-    <w:qFormat/>
-    <w:pPr>
-      <w:spacing w:lineRule="auto" w:line="240"/>
-      <w:jc w:val="right"/>
-      <w:kinsoku w:val="0"/>
-      <w:overflowPunct w:val="0"/>
-    </w:pPr>
-    <w:rPr>
-      <w:sz w:val="24"/>
-    </w:rPr>
-  </w:style>
-  <w:style w:type="paragraph" w:styleId="Style20" w:customStyle="1">
-    <w:name w:val="書狀_清單"/>
-    <w:basedOn w:val="Style17"/>
-    <w:qFormat/>
-    <w:pPr>
-      <w:numPr>
-        <w:ilvl w:val="3"/>
-        <w:numId w:val="2"/>
-      </w:numPr>
-      <w:kinsoku w:val="0"/>
-      <w:overflowPunct w:val="0"/>
-    </w:pPr>
-    <w:rPr/>
-  </w:style>
-  <w:style w:type="paragraph" w:styleId="Style21" w:customStyle="1">
-    <w:name w:val="書狀_簽章"/>
-    <w:basedOn w:val="Style17"/>
-    <w:qFormat/>
-    <w:pPr>
-      <w:ind w:left="3402"/>
-      <w:kinsoku w:val="0"/>
-      <w:overflowPunct w:val="0"/>
-    </w:pPr>
-    <w:rPr/>
-  </w:style>
-  <w:style w:type="paragraph" w:styleId="Style22" w:customStyle="1">
-    <w:name w:val="書狀_證據編號"/>
-    <w:basedOn w:val="Style17"/>
-    <w:qFormat/>
-    <w:pPr>
-      <w:tabs>
-        <w:tab w:val="clear" w:pos="567"/>
-      </w:tabs>
-      <w:ind w:hanging="1050" w:left="1050"/>
-      <w:kinsoku w:val="0"/>
-      <w:overflowPunct w:val="0"/>
-    </w:pPr>
-    <w:rPr/>
-  </w:style>
-  <w:style w:type="paragraph" w:styleId="Style23" w:customStyle="1">
-    <w:name w:val="書狀_謹狀"/>
-    <w:basedOn w:val="Style17"/>
-    <w:qFormat/>
-    <w:pPr>
-      <w:ind w:left="567"/>
-      <w:kinsoku w:val="0"/>
-      <w:overflowPunct w:val="0"/>
-    </w:pPr>
-    <w:rPr>
-      <w:spacing w:val="560"/>
-    </w:rPr>
-  </w:style>
-  <w:style w:type="paragraph" w:styleId="Style24" w:customStyle="1">
-    <w:name w:val="頁首與頁尾"/>
-    <w:basedOn w:val="Normal"/>
-    <w:qFormat/>
-    <w:pPr>
-      <w:suppressLineNumbers/>
-      <w:kinsoku w:val="0"/>
-      <w:overflowPunct w:val="0"/>
-    </w:pPr>
-    <w:rPr/>
-  </w:style>
-  <w:style w:type="paragraph" w:styleId="user3" w:customStyle="1">
-    <w:name w:val="頁首與頁尾 (user)"/>
-    <w:basedOn w:val="Normal"/>
-    <w:qFormat/>
-    <w:pPr>
-      <w:kinsoku w:val="0"/>
-      <w:overflowPunct w:val="0"/>
-    </w:pPr>
-    <w:rPr/>
-  </w:style>
-  <w:style w:type="paragraph" w:styleId="Footer">
-    <w:name w:val="footer"/>
-    <w:basedOn w:val="Style24"/>
-    <w:pPr>
-      <w:jc w:val="center"/>
-      <w:kinsoku w:val="0"/>
-      <w:overflowPunct w:val="0"/>
-    </w:pPr>
-    <w:rPr/>
-  </w:style>
-  <w:style w:type="paragraph" w:styleId="10" w:customStyle="1">
-    <w:name w:val="書狀_證據編號10"/>
-    <w:basedOn w:val="Style22"/>
-    <w:qFormat/>
-    <w:pPr>
-      <w:ind w:hanging="1176" w:left="1176"/>
-      <w:kinsoku w:val="0"/>
-      <w:overflowPunct w:val="0"/>
-    </w:pPr>
-    <w:rPr/>
-  </w:style>
-  <w:style w:type="paragraph" w:styleId="Style25" w:customStyle="1">
-    <w:name w:val="書狀_被上證據編號"/>
-    <w:basedOn w:val="Style22"/>
-    <w:qFormat/>
-    <w:pPr>
-      <w:ind w:hanging="1323" w:left="1323"/>
-      <w:kinsoku w:val="0"/>
-      <w:overflowPunct w:val="0"/>
-    </w:pPr>
-    <w:rPr/>
-  </w:style>
-  <w:style w:type="paragraph" w:styleId="101" w:customStyle="1">
-    <w:name w:val="書狀_被上證據編號10"/>
-    <w:basedOn w:val="Style22"/>
-    <w:qFormat/>
-    <w:pPr>
-      <w:ind w:hanging="1470" w:left="1470"/>
-      <w:kinsoku w:val="0"/>
-      <w:overflowPunct w:val="0"/>
-    </w:pPr>
-    <w:rPr/>
-  </w:style>
-  <w:style w:type="paragraph" w:styleId="4" w:customStyle="1">
-    <w:name w:val="通用_層級4"/>
-    <w:basedOn w:val="Style16"/>
-    <w:qFormat/>
-    <w:pPr>
-      <w:outlineLvl w:val="9"/>
-      <w:kinsoku w:val="0"/>
-      <w:overflowPunct w:val="0"/>
-    </w:pPr>
-    <w:rPr/>
-  </w:style>
-  <w:style w:type="paragraph" w:styleId="Header">
-    <w:name w:val="header"/>
-    <w:basedOn w:val="Style24"/>
-    <w:pPr>
-      <w:tabs>
-        <w:tab w:val="clear" w:pos="567"/>
-        <w:tab w:val="center" w:pos="4536" w:leader="none"/>
-        <w:tab w:val="right" w:pos="9072" w:leader="none"/>
-      </w:tabs>
-      <w:kinsoku w:val="0"/>
-      <w:overflowPunct w:val="0"/>
-    </w:pPr>
-    <w:rPr/>
-  </w:style>
-  <w:style w:type="paragraph" w:styleId="Style26" w:customStyle="1">
-    <w:name w:val="書狀_狀首當事人"/>
-    <w:basedOn w:val="Style17"/>
-    <w:qFormat/>
-    <w:rsid w:val="00b10778"/>
-    <w:pPr>
-      <w:tabs>
-        <w:tab w:val="clear" w:pos="567"/>
-        <w:tab w:val="left" w:pos="1701" w:leader="none"/>
-        <w:tab w:val="left" w:pos="3402" w:leader="none"/>
-      </w:tabs>
-      <w:jc w:val="left"/>
-      <w:kinsoku w:val="0"/>
-      <w:overflowPunct w:val="0"/>
-    </w:pPr>
-    <w:rPr/>
-  </w:style>
-  <w:style w:type="paragraph" w:styleId="Signature">
-    <w:name w:val="Signature"/>
-    <w:basedOn w:val="Normal"/>
-    <w:pPr>
-      <w:suppressLineNumbers/>
-      <w:kinsoku w:val="0"/>
-      <w:overflowPunct w:val="0"/>
-    </w:pPr>
-    <w:rPr/>
-  </w:style>
-  <w:style w:type="paragraph" w:styleId="user4" w:customStyle="1">
-    <w:name w:val="已先格式設定文字 (user)"/>
-    <w:basedOn w:val="Normal"/>
-    <w:qFormat/>
-    <w:pPr>
-      <w:kinsoku w:val="0"/>
-      <w:overflowPunct w:val="0"/>
-    </w:pPr>
-    <w:rPr>
-      <w:rFonts w:ascii="Liberation Mono" w:hAnsi="Liberation Mono" w:eastAsia="細明體" w:cs="Liberation Mono"/>
-      <w:sz w:val="20"/>
-      <w:szCs w:val="20"/>
-    </w:rPr>
-  </w:style>
-  <w:style w:type="paragraph" w:styleId="Style27">
-    <w:name w:val="書狀_狀尾日期"/>
-    <w:basedOn w:val="Style17"/>
-    <w:next w:val="Style17"/>
-    <w:qFormat/>
-    <w:pPr>
-      <w:jc w:val="distribute"/>
-      <w:kinsoku w:val="0"/>
-      <w:overflowPunct w:val="0"/>
-    </w:pPr>
-    <w:rPr/>
-  </w:style>
-  <w:style w:type="paragraph" w:styleId="Style28">
-    <w:name w:val="表格內容"/>
-    <w:basedOn w:val="Normal"/>
-    <w:qFormat/>
-    <w:pPr>
-      <w:widowControl w:val="false"/>
-      <w:suppressLineNumbers/>
-      <w:kinsoku w:val="0"/>
-      <w:overflowPunct w:val="0"/>
-    </w:pPr>
-    <w:rPr/>
-  </w:style>
-  <w:style w:type="numbering" w:styleId="Style29" w:customStyle="1">
-    <w:name w:val="無清單"/>
-    <w:uiPriority w:val="99"/>
-    <w:semiHidden/>
-    <w:unhideWhenUsed/>
-    <w:qFormat/>
-  </w:style>
-  <w:style w:type="numbering" w:styleId="Style30" w:customStyle="1">
-    <w:name w:val="通用_多層次編號"/>
-    <w:qFormat/>
-  </w:style>
-  <w:style w:type="numbering" w:styleId="user5" w:customStyle="1">
-    <w:name w:val="項目符號 • (user)"/>
-    <w:qFormat/>
   </w:style>
   <w:style w:type="table" w:default="1" w:styleId="a3">
     <w:name w:val="Normal Table"/>
@@ -1968,6 +1515,7 @@
     <w:semiHidden/>
     <w:unhideWhenUsed/>
     <w:tblPr>
+      <w:tblInd w:w="0" w:type="dxa"/>
       <w:tblCellMar>
         <w:top w:w="0" w:type="dxa"/>
         <w:left w:w="108" w:type="dxa"/>
@@ -1976,11 +1524,438 @@
       </w:tblCellMar>
     </w:tblPr>
   </w:style>
+  <w:style w:type="numbering" w:default="1" w:styleId="a4">
+    <w:name w:val="No List"/>
+    <w:uiPriority w:val="99"/>
+    <w:semiHidden/>
+    <w:unhideWhenUsed/>
+  </w:style>
+  <w:style w:type="character" w:customStyle="1" w:styleId="a5">
+    <w:name w:val="編號字元"/>
+    <w:qFormat/>
+  </w:style>
+  <w:style w:type="character" w:styleId="a6">
+    <w:name w:val="line number"/>
+    <w:rPr>
+      <w:rFonts w:eastAsia="標楷體"/>
+      <w:color w:val="999999"/>
+      <w:sz w:val="20"/>
+    </w:rPr>
+  </w:style>
+  <w:style w:type="character" w:styleId="a7">
+    <w:name w:val="page number"/>
+    <w:rPr>
+      <w:rFonts w:eastAsia="標楷體"/>
+    </w:rPr>
+  </w:style>
+  <w:style w:type="paragraph" w:customStyle="1" w:styleId="10">
+    <w:name w:val="標題1"/>
+    <w:basedOn w:val="a1"/>
+    <w:next w:val="a8"/>
+    <w:qFormat/>
+    <w:pPr>
+      <w:keepNext/>
+      <w:spacing w:before="240" w:after="120"/>
+      <w:kinsoku w:val="0"/>
+      <w:overflowPunct w:val="0"/>
+    </w:pPr>
+    <w:rPr>
+      <w:rFonts w:ascii="Liberation Sans" w:eastAsia="Noto Sans TC" w:hAnsi="Liberation Sans"/>
+      <w:sz w:val="28"/>
+      <w:szCs w:val="28"/>
+    </w:rPr>
+  </w:style>
+  <w:style w:type="paragraph" w:styleId="a8">
+    <w:name w:val="Body Text"/>
+    <w:basedOn w:val="a1"/>
+    <w:pPr>
+      <w:spacing w:after="140" w:line="276" w:lineRule="auto"/>
+      <w:kinsoku w:val="0"/>
+      <w:overflowPunct w:val="0"/>
+    </w:pPr>
+  </w:style>
+  <w:style w:type="paragraph" w:styleId="a9">
+    <w:name w:val="List"/>
+    <w:basedOn w:val="a8"/>
+  </w:style>
+  <w:style w:type="paragraph" w:styleId="aa">
+    <w:name w:val="caption"/>
+    <w:basedOn w:val="a1"/>
+    <w:qFormat/>
+    <w:pPr>
+      <w:suppressLineNumbers/>
+      <w:spacing w:before="120" w:after="120"/>
+      <w:kinsoku w:val="0"/>
+      <w:overflowPunct w:val="0"/>
+    </w:pPr>
+    <w:rPr>
+      <w:i/>
+      <w:iCs/>
+    </w:rPr>
+  </w:style>
+  <w:style w:type="paragraph" w:customStyle="1" w:styleId="ab">
+    <w:name w:val="索引"/>
+    <w:basedOn w:val="a1"/>
+    <w:qFormat/>
+    <w:pPr>
+      <w:suppressLineNumbers/>
+      <w:kinsoku w:val="0"/>
+      <w:overflowPunct w:val="0"/>
+    </w:pPr>
+  </w:style>
+  <w:style w:type="paragraph" w:customStyle="1" w:styleId="11">
+    <w:name w:val="標題1"/>
+    <w:basedOn w:val="a1"/>
+    <w:next w:val="a8"/>
+    <w:qFormat/>
+    <w:pPr>
+      <w:keepNext/>
+      <w:spacing w:before="240" w:after="120"/>
+      <w:kinsoku w:val="0"/>
+      <w:overflowPunct w:val="0"/>
+    </w:pPr>
+    <w:rPr>
+      <w:rFonts w:ascii="Liberation Sans" w:eastAsia="Noto Sans TC" w:hAnsi="Liberation Sans"/>
+      <w:sz w:val="28"/>
+      <w:szCs w:val="28"/>
+    </w:rPr>
+  </w:style>
+  <w:style w:type="paragraph" w:customStyle="1" w:styleId="user">
+    <w:name w:val="索引 (user)"/>
+    <w:basedOn w:val="a1"/>
+    <w:qFormat/>
+    <w:pPr>
+      <w:suppressLineNumbers/>
+      <w:kinsoku w:val="0"/>
+      <w:overflowPunct w:val="0"/>
+    </w:pPr>
+  </w:style>
+  <w:style w:type="paragraph" w:styleId="ac">
+    <w:name w:val="Title"/>
+    <w:basedOn w:val="a1"/>
+    <w:next w:val="a8"/>
+    <w:uiPriority w:val="10"/>
+    <w:qFormat/>
+    <w:pPr>
+      <w:keepNext/>
+      <w:spacing w:before="240" w:after="120"/>
+      <w:kinsoku w:val="0"/>
+      <w:overflowPunct w:val="0"/>
+    </w:pPr>
+    <w:rPr>
+      <w:rFonts w:ascii="Liberation Sans" w:eastAsia="Noto Sans TC" w:hAnsi="Liberation Sans"/>
+      <w:sz w:val="28"/>
+      <w:szCs w:val="28"/>
+    </w:rPr>
+  </w:style>
+  <w:style w:type="paragraph" w:customStyle="1" w:styleId="a0">
+    <w:name w:val="通用多層清單"/>
+    <w:qFormat/>
+    <w:pPr>
+      <w:widowControl w:val="0"/>
+      <w:numPr>
+        <w:ilvl w:val="4"/>
+        <w:numId w:val="1"/>
+      </w:numPr>
+      <w:spacing w:line="520" w:lineRule="exact"/>
+      <w:jc w:val="both"/>
+      <w:outlineLvl w:val="0"/>
+      <w:kinsoku w:val="0"/>
+      <w:overflowPunct w:val="0"/>
+    </w:pPr>
+    <w:rPr>
+      <w:rFonts w:ascii="標楷體" w:eastAsia="標楷體" w:hAnsi="標楷體"/>
+      <w:sz w:val="28"/>
+    </w:rPr>
+  </w:style>
+  <w:style w:type="paragraph" w:customStyle="1" w:styleId="ad">
+    <w:name w:val="書狀_預設"/>
+    <w:qFormat/>
+    <w:pPr>
+      <w:widowControl w:val="0"/>
+      <w:spacing w:line="520" w:lineRule="exact"/>
+      <w:jc w:val="both"/>
+      <w:kinsoku w:val="0"/>
+      <w:overflowPunct w:val="0"/>
+    </w:pPr>
+    <w:rPr>
+      <w:rFonts w:ascii="標楷體" w:eastAsia="標楷體" w:hAnsi="標楷體"/>
+      <w:sz w:val="28"/>
+    </w:rPr>
+  </w:style>
+  <w:style w:type="paragraph" w:customStyle="1" w:styleId="1">
+    <w:name w:val="通用_層級1"/>
+    <w:basedOn w:val="a0"/>
+    <w:qFormat/>
+    <w:pPr>
+      <w:numPr>
+        <w:ilvl w:val="0"/>
+      </w:numPr>
+      <w:kinsoku w:val="0"/>
+      <w:overflowPunct w:val="0"/>
+    </w:pPr>
+  </w:style>
+  <w:style w:type="paragraph" w:customStyle="1" w:styleId="2">
+    <w:name w:val="通用_層級2"/>
+    <w:basedOn w:val="a0"/>
+    <w:qFormat/>
+    <w:pPr>
+      <w:numPr>
+        <w:ilvl w:val="1"/>
+      </w:numPr>
+      <w:outlineLvl w:val="9"/>
+      <w:kinsoku w:val="0"/>
+      <w:overflowPunct w:val="0"/>
+    </w:pPr>
+  </w:style>
+  <w:style w:type="paragraph" w:customStyle="1" w:styleId="3">
+    <w:name w:val="通用_層級3"/>
+    <w:basedOn w:val="a0"/>
+    <w:qFormat/>
+    <w:pPr>
+      <w:numPr>
+        <w:ilvl w:val="2"/>
+      </w:numPr>
+      <w:outlineLvl w:val="9"/>
+      <w:kinsoku w:val="0"/>
+      <w:overflowPunct w:val="0"/>
+    </w:pPr>
+    <w:rPr>
+      <w:szCs w:val="28"/>
+    </w:rPr>
+  </w:style>
+  <w:style w:type="paragraph" w:customStyle="1" w:styleId="ae">
+    <w:name w:val="書狀_標題"/>
+    <w:basedOn w:val="ad"/>
+    <w:next w:val="af"/>
+    <w:qFormat/>
+    <w:pPr>
+      <w:spacing w:line="240" w:lineRule="auto"/>
+      <w:outlineLvl w:val="0"/>
+      <w:kinsoku w:val="0"/>
+      <w:overflowPunct w:val="0"/>
+    </w:pPr>
+    <w:rPr>
+      <w:sz w:val="40"/>
+    </w:rPr>
+  </w:style>
+  <w:style w:type="paragraph" w:customStyle="1" w:styleId="af">
+    <w:name w:val="書狀_狀首日期"/>
+    <w:basedOn w:val="ad"/>
+    <w:next w:val="ad"/>
+    <w:qFormat/>
+    <w:pPr>
+      <w:spacing w:line="240" w:lineRule="auto"/>
+      <w:jc w:val="right"/>
+      <w:kinsoku w:val="0"/>
+      <w:overflowPunct w:val="0"/>
+    </w:pPr>
+    <w:rPr>
+      <w:sz w:val="24"/>
+    </w:rPr>
+  </w:style>
+  <w:style w:type="paragraph" w:customStyle="1" w:styleId="a">
+    <w:name w:val="書狀_清單"/>
+    <w:basedOn w:val="ad"/>
+    <w:qFormat/>
+    <w:pPr>
+      <w:numPr>
+        <w:ilvl w:val="3"/>
+        <w:numId w:val="2"/>
+      </w:numPr>
+      <w:kinsoku w:val="0"/>
+      <w:overflowPunct w:val="0"/>
+    </w:pPr>
+  </w:style>
+  <w:style w:type="paragraph" w:customStyle="1" w:styleId="af0">
+    <w:name w:val="書狀_簽章"/>
+    <w:basedOn w:val="ad"/>
+    <w:qFormat/>
+    <w:pPr>
+      <w:ind w:left="3402"/>
+      <w:kinsoku w:val="0"/>
+      <w:overflowPunct w:val="0"/>
+    </w:pPr>
+  </w:style>
+  <w:style w:type="paragraph" w:customStyle="1" w:styleId="af1">
+    <w:name w:val="書狀_證據編號"/>
+    <w:basedOn w:val="ad"/>
+    <w:qFormat/>
+    <w:pPr>
+      <w:ind w:left="1050" w:hanging="1050"/>
+      <w:kinsoku w:val="0"/>
+      <w:overflowPunct w:val="0"/>
+    </w:pPr>
+  </w:style>
+  <w:style w:type="paragraph" w:customStyle="1" w:styleId="af2">
+    <w:name w:val="書狀_謹狀"/>
+    <w:basedOn w:val="ad"/>
+    <w:qFormat/>
+    <w:pPr>
+      <w:ind w:left="567"/>
+      <w:kinsoku w:val="0"/>
+      <w:overflowPunct w:val="0"/>
+    </w:pPr>
+    <w:rPr>
+      <w:spacing w:val="560"/>
+    </w:rPr>
+  </w:style>
+  <w:style w:type="paragraph" w:customStyle="1" w:styleId="user0">
+    <w:name w:val="頁首與頁尾 (user)"/>
+    <w:basedOn w:val="a1"/>
+    <w:qFormat/>
+    <w:pPr>
+      <w:suppressLineNumbers/>
+      <w:kinsoku w:val="0"/>
+      <w:overflowPunct w:val="0"/>
+    </w:pPr>
+  </w:style>
+  <w:style w:type="paragraph" w:customStyle="1" w:styleId="af3">
+    <w:name w:val="頁首與頁尾"/>
+    <w:basedOn w:val="a1"/>
+    <w:qFormat/>
+  </w:style>
+  <w:style w:type="paragraph" w:styleId="af4">
+    <w:name w:val="footer"/>
+    <w:basedOn w:val="user0"/>
+    <w:pPr>
+      <w:jc w:val="center"/>
+      <w:kinsoku w:val="0"/>
+      <w:overflowPunct w:val="0"/>
+    </w:pPr>
+  </w:style>
+  <w:style w:type="paragraph" w:customStyle="1" w:styleId="100">
+    <w:name w:val="書狀_證據編號10"/>
+    <w:basedOn w:val="af1"/>
+    <w:qFormat/>
+    <w:pPr>
+      <w:ind w:left="1176" w:hanging="1176"/>
+      <w:kinsoku w:val="0"/>
+      <w:overflowPunct w:val="0"/>
+    </w:pPr>
+  </w:style>
+  <w:style w:type="paragraph" w:customStyle="1" w:styleId="af5">
+    <w:name w:val="書狀_被上證據編號"/>
+    <w:basedOn w:val="af1"/>
+    <w:qFormat/>
+    <w:pPr>
+      <w:ind w:left="1323" w:hanging="1323"/>
+      <w:kinsoku w:val="0"/>
+      <w:overflowPunct w:val="0"/>
+    </w:pPr>
+  </w:style>
+  <w:style w:type="paragraph" w:customStyle="1" w:styleId="101">
+    <w:name w:val="書狀_被上證據編號10"/>
+    <w:basedOn w:val="af1"/>
+    <w:qFormat/>
+    <w:pPr>
+      <w:ind w:left="1470" w:hanging="1470"/>
+      <w:kinsoku w:val="0"/>
+      <w:overflowPunct w:val="0"/>
+    </w:pPr>
+  </w:style>
+  <w:style w:type="paragraph" w:customStyle="1" w:styleId="4">
+    <w:name w:val="通用_層級4"/>
+    <w:basedOn w:val="a0"/>
+    <w:qFormat/>
+    <w:pPr>
+      <w:numPr>
+        <w:ilvl w:val="3"/>
+      </w:numPr>
+      <w:outlineLvl w:val="9"/>
+      <w:kinsoku w:val="0"/>
+      <w:overflowPunct w:val="0"/>
+    </w:pPr>
+  </w:style>
+  <w:style w:type="paragraph" w:styleId="af6">
+    <w:name w:val="header"/>
+    <w:basedOn w:val="user0"/>
+    <w:pPr>
+      <w:tabs>
+        <w:tab w:val="center" w:pos="4536"/>
+        <w:tab w:val="right" w:pos="9072"/>
+      </w:tabs>
+      <w:kinsoku w:val="0"/>
+      <w:overflowPunct w:val="0"/>
+    </w:pPr>
+  </w:style>
+  <w:style w:type="paragraph" w:customStyle="1" w:styleId="af7">
+    <w:name w:val="書狀_狀首當事人"/>
+    <w:basedOn w:val="ad"/>
+    <w:qFormat/>
+    <w:rsid w:val="00B10778"/>
+    <w:pPr>
+      <w:tabs>
+        <w:tab w:val="left" w:pos="1701"/>
+        <w:tab w:val="left" w:pos="3402"/>
+      </w:tabs>
+      <w:jc w:val="left"/>
+      <w:kinsoku w:val="0"/>
+      <w:overflowPunct w:val="0"/>
+    </w:pPr>
+  </w:style>
+  <w:style w:type="paragraph" w:styleId="af8">
+    <w:name w:val="Signature"/>
+    <w:basedOn w:val="a1"/>
+    <w:pPr>
+      <w:suppressLineNumbers/>
+      <w:kinsoku w:val="0"/>
+      <w:overflowPunct w:val="0"/>
+    </w:pPr>
+  </w:style>
+  <w:style w:type="paragraph" w:customStyle="1" w:styleId="af9">
+    <w:name w:val="已先格式設定文字"/>
+    <w:basedOn w:val="a1"/>
+    <w:qFormat/>
+    <w:rPr>
+      <w:rFonts w:ascii="Liberation Mono" w:eastAsia="細明體" w:hAnsi="Liberation Mono" w:cs="Liberation Mono"/>
+      <w:sz w:val="20"/>
+      <w:szCs w:val="20"/>
+    </w:rPr>
+  </w:style>
+  <w:style w:type="paragraph" w:customStyle="1" w:styleId="afa">
+    <w:name w:val="書狀_狀尾日期"/>
+    <w:basedOn w:val="ad"/>
+    <w:next w:val="ad"/>
+    <w:qFormat/>
+    <w:rsid w:val="00E35EE7"/>
+    <w:pPr>
+      <w:jc w:val="distribute"/>
+      <w:kinsoku w:val="0"/>
+      <w:overflowPunct w:val="0"/>
+    </w:pPr>
+  </w:style>
+  <w:style w:type="paragraph" w:customStyle="1" w:styleId="user1">
+    <w:name w:val="表格內容 (user)"/>
+    <w:basedOn w:val="a1"/>
+    <w:qFormat/>
+    <w:pPr>
+      <w:widowControl w:val="0"/>
+      <w:suppressLineNumbers/>
+      <w:kinsoku w:val="0"/>
+      <w:overflowPunct w:val="0"/>
+    </w:pPr>
+  </w:style>
+  <w:style w:type="numbering" w:customStyle="1" w:styleId="12">
+    <w:name w:val="無清單1"/>
+    <w:uiPriority w:val="99"/>
+    <w:semiHidden/>
+    <w:unhideWhenUsed/>
+    <w:qFormat/>
+  </w:style>
+  <w:style w:type="numbering" w:customStyle="1" w:styleId="afb">
+    <w:name w:val="通用_多層次編號"/>
+    <w:qFormat/>
+  </w:style>
+  <w:style w:type="numbering" w:customStyle="1" w:styleId="afc">
+    <w:name w:val="項目符號 •"/>
+    <w:qFormat/>
+  </w:style>
 </w:styles>
 </file>
 
 <file path=word/theme/theme1.xml><?xml version="1.0" encoding="utf-8"?>
-<a:theme xmlns:a="http://schemas.openxmlformats.org/drawingml/2006/main" xmlns:r="http://schemas.openxmlformats.org/officeDocument/2006/relationships" name="Office">
+<a:theme xmlns:a="http://schemas.openxmlformats.org/drawingml/2006/main" name="Office">
   <a:themeElements>
     <a:clrScheme name="LibreOffice">
       <a:dk1>
@@ -2022,14 +1997,14 @@
     </a:clrScheme>
     <a:fontScheme name="Office">
       <a:majorFont>
-        <a:latin typeface="Arial" pitchFamily="0" charset="1"/>
-        <a:ea typeface="細明體" pitchFamily="0" charset="1"/>
-        <a:cs typeface="DejaVu Sans" pitchFamily="0" charset="1"/>
+        <a:latin typeface="Arial"/>
+        <a:ea typeface="細明體"/>
+        <a:cs typeface="DejaVu Sans"/>
       </a:majorFont>
       <a:minorFont>
-        <a:latin typeface="Arial" pitchFamily="0" charset="1"/>
-        <a:ea typeface="新細明體" pitchFamily="0" charset="1"/>
-        <a:cs typeface="DejaVu Sans" pitchFamily="0" charset="1"/>
+        <a:latin typeface="Arial"/>
+        <a:ea typeface="新細明體"/>
+        <a:cs typeface="DejaVu Sans"/>
       </a:minorFont>
     </a:fontScheme>
     <a:fmtScheme>
@@ -2082,6 +2057,8 @@
       </a:bgFillStyleLst>
     </a:fmtScheme>
   </a:themeElements>
+  <a:objectDefaults/>
+  <a:extraClrSchemeLst/>
 </a:theme>
 </file>
 
